--- a/All_Books/10_UNIVERSE_BEYOND_BIG_BANG/UNIVERSE_BEYOND_BIG_BANG_ja.docx
+++ b/All_Books/10_UNIVERSE_BEYOND_BIG_BANG/UNIVERSE_BEYOND_BIG_BANG_ja.docx
@@ -664,6 +664,7 @@
           <w:lang w:val="en-US"/>
         </w:rPr>
       </w:pPr>
+      <w:bookmarkStart w:id="0" w:name="_Toc527"/>
       <w:r>
         <w:rPr>
           <w:rFonts w:hint="eastAsia" w:ascii="SimSun" w:hAnsi="SimSun" w:eastAsia="SimSun" w:cs="SimSun"/>
@@ -672,6 +673,7 @@
         </w:rPr>
         <w:t>目次</w:t>
       </w:r>
+      <w:bookmarkEnd w:id="0"/>
     </w:p>
     <w:p>
       <w:pPr>
@@ -733,7 +735,7 @@
             <w:bidi w:val="0"/>
             <w:adjustRightInd/>
             <w:snapToGrid/>
-            <w:spacing w:before="180" w:after="180"/>
+            <w:spacing w:before="120" w:after="120"/>
             <w:textAlignment w:val="auto"/>
           </w:pPr>
           <w:r>
@@ -777,7 +779,7 @@
               <w:szCs w:val="28"/>
               <w:lang w:val="en-US"/>
             </w:rPr>
-            <w:instrText xml:space="preserve"> HYPERLINK \l _Toc12968 </w:instrText>
+            <w:instrText xml:space="preserve"> HYPERLINK \l _Toc527 </w:instrText>
           </w:r>
           <w:r>
             <w:rPr>
@@ -789,10 +791,10 @@
           </w:r>
           <w:r>
             <w:rPr>
-              <w:rFonts w:hint="default" w:ascii="Palatino Linotype" w:hAnsi="Palatino Linotype" w:cs="Palatino Linotype"/>
-              <w:szCs w:val="36"/>
+              <w:rFonts w:hint="eastAsia" w:ascii="SimSun" w:hAnsi="SimSun" w:eastAsia="SimSun" w:cs="SimSun"/>
+              <w:szCs w:val="44"/>
             </w:rPr>
-            <w:t>LỜI GIỚI THIỆU: LỜI MỜI ĐẾN RÌA TẤM BẢN ĐỒ</w:t>
+            <w:t>目次</w:t>
           </w:r>
           <w:r>
             <w:tab/>
@@ -801,13 +803,13 @@
             <w:fldChar w:fldCharType="begin"/>
           </w:r>
           <w:r>
-            <w:instrText xml:space="preserve"> PAGEREF _Toc12968 \h </w:instrText>
+            <w:instrText xml:space="preserve"> PAGEREF _Toc527 \h </w:instrText>
           </w:r>
           <w:r>
             <w:fldChar w:fldCharType="separate"/>
           </w:r>
           <w:r>
-            <w:t>5</w:t>
+            <w:t>3</w:t>
           </w:r>
           <w:r>
             <w:fldChar w:fldCharType="end"/>
@@ -840,7 +842,7 @@
             <w:bidi w:val="0"/>
             <w:adjustRightInd/>
             <w:snapToGrid/>
-            <w:spacing w:before="180" w:after="180"/>
+            <w:spacing w:before="120" w:after="120"/>
             <w:textAlignment w:val="auto"/>
           </w:pPr>
           <w:r>
@@ -857,7 +859,7 @@
               <w:szCs w:val="28"/>
               <w:lang w:val="en-US"/>
             </w:rPr>
-            <w:instrText xml:space="preserve"> HYPERLINK \l _Toc21626 </w:instrText>
+            <w:instrText xml:space="preserve"> HYPERLINK \l _Toc26138 </w:instrText>
           </w:r>
           <w:r>
             <w:rPr>
@@ -869,11 +871,11 @@
           </w:r>
           <w:r>
             <w:rPr>
-              <w:rFonts w:hint="default" w:ascii="Palatino Linotype" w:hAnsi="Palatino Linotype" w:cs="Palatino Linotype"/>
+              <w:rFonts w:hint="eastAsia" w:ascii="SimSun" w:hAnsi="SimSun" w:eastAsia="SimSun" w:cs="SimSun"/>
               <w:bCs/>
-              <w:szCs w:val="44"/>
+              <w:szCs w:val="52"/>
             </w:rPr>
-            <w:t>Phần I: NỀN TẢNG BỊ LÃNG QUÊN</w:t>
+            <w:t>第一部：忘れられた基盤</w:t>
           </w:r>
           <w:r>
             <w:tab/>
@@ -882,7 +884,7 @@
             <w:fldChar w:fldCharType="begin"/>
           </w:r>
           <w:r>
-            <w:instrText xml:space="preserve"> PAGEREF _Toc21626 \h </w:instrText>
+            <w:instrText xml:space="preserve"> PAGEREF _Toc26138 \h </w:instrText>
           </w:r>
           <w:r>
             <w:fldChar w:fldCharType="separate"/>
@@ -921,7 +923,7 @@
             <w:bidi w:val="0"/>
             <w:adjustRightInd/>
             <w:snapToGrid/>
-            <w:spacing w:before="180" w:after="180"/>
+            <w:spacing w:before="120" w:after="120"/>
             <w:textAlignment w:val="auto"/>
           </w:pPr>
           <w:r>
@@ -938,7 +940,7 @@
               <w:szCs w:val="28"/>
               <w:lang w:val="en-US"/>
             </w:rPr>
-            <w:instrText xml:space="preserve"> HYPERLINK \l _Toc3169 </w:instrText>
+            <w:instrText xml:space="preserve"> HYPERLINK \l _Toc24978 </w:instrText>
           </w:r>
           <w:r>
             <w:rPr>
@@ -950,10 +952,10 @@
           </w:r>
           <w:r>
             <w:rPr>
-              <w:rFonts w:hint="default" w:ascii="Palatino Linotype" w:hAnsi="Palatino Linotype" w:cs="Palatino Linotype"/>
-              <w:szCs w:val="36"/>
+              <w:rFonts w:hint="eastAsia" w:ascii="SimSun" w:hAnsi="SimSun" w:eastAsia="SimSun" w:cs="SimSun"/>
+              <w:szCs w:val="44"/>
             </w:rPr>
-            <w:t>Chương 1: CÂU HỎI LỚN BÊN LỀ KHOA HỌC - TẤM LƯỚI VÀ SỰ IM LẶNG CỦA ĐẠI DƯƠNG</w:t>
+            <w:t>第一章：科学の周縁にある大いなる問い ― 網と大洋の沈黙</w:t>
           </w:r>
           <w:r>
             <w:tab/>
@@ -962,13 +964,13 @@
             <w:fldChar w:fldCharType="begin"/>
           </w:r>
           <w:r>
-            <w:instrText xml:space="preserve"> PAGEREF _Toc3169 \h </w:instrText>
+            <w:instrText xml:space="preserve"> PAGEREF _Toc24978 \h </w:instrText>
           </w:r>
           <w:r>
             <w:fldChar w:fldCharType="separate"/>
           </w:r>
           <w:r>
-            <w:t>8</w:t>
+            <w:t>9</w:t>
           </w:r>
           <w:r>
             <w:fldChar w:fldCharType="end"/>
@@ -1001,7 +1003,7 @@
             <w:bidi w:val="0"/>
             <w:adjustRightInd/>
             <w:snapToGrid/>
-            <w:spacing w:before="180" w:after="180"/>
+            <w:spacing w:before="120" w:after="120"/>
             <w:textAlignment w:val="auto"/>
           </w:pPr>
           <w:r>
@@ -1018,7 +1020,7 @@
               <w:szCs w:val="28"/>
               <w:lang w:val="en-US"/>
             </w:rPr>
-            <w:instrText xml:space="preserve"> HYPERLINK \l _Toc13888 </w:instrText>
+            <w:instrText xml:space="preserve"> HYPERLINK \l _Toc15309 </w:instrText>
           </w:r>
           <w:r>
             <w:rPr>
@@ -1030,11 +1032,11 @@
           </w:r>
           <w:r>
             <w:rPr>
-              <w:rFonts w:hint="default" w:ascii="Palatino Linotype" w:hAnsi="Palatino Linotype" w:cs="Palatino Linotype"/>
-              <w:szCs w:val="36"/>
+              <w:rFonts w:hint="eastAsia" w:ascii="SimSun" w:hAnsi="SimSun" w:eastAsia="SimSun" w:cs="SimSun"/>
+              <w:szCs w:val="44"/>
               <w:lang w:val="en-US" w:eastAsia="zh-CN"/>
             </w:rPr>
-            <w:t>Chương 2: Ý THỨC VÀ VẬT CHẤT - MỘT MỐI QUAN HỆ HAI CHIỀU</w:t>
+            <w:t>第二章：意識と物質 ― 双方向の関係</w:t>
           </w:r>
           <w:r>
             <w:tab/>
@@ -1043,13 +1045,13 @@
             <w:fldChar w:fldCharType="begin"/>
           </w:r>
           <w:r>
-            <w:instrText xml:space="preserve"> PAGEREF _Toc13888 \h </w:instrText>
+            <w:instrText xml:space="preserve"> PAGEREF _Toc15309 \h </w:instrText>
           </w:r>
           <w:r>
             <w:fldChar w:fldCharType="separate"/>
           </w:r>
           <w:r>
-            <w:t>28</w:t>
+            <w:t>26</w:t>
           </w:r>
           <w:r>
             <w:fldChar w:fldCharType="end"/>
@@ -1082,7 +1084,7 @@
             <w:bidi w:val="0"/>
             <w:adjustRightInd/>
             <w:snapToGrid/>
-            <w:spacing w:before="180" w:after="180"/>
+            <w:spacing w:before="120" w:after="120"/>
             <w:textAlignment w:val="auto"/>
           </w:pPr>
           <w:r>
@@ -1099,7 +1101,7 @@
               <w:szCs w:val="28"/>
               <w:lang w:val="en-US"/>
             </w:rPr>
-            <w:instrText xml:space="preserve"> HYPERLINK \l _Toc1751 </w:instrText>
+            <w:instrText xml:space="preserve"> HYPERLINK \l _Toc15591 </w:instrText>
           </w:r>
           <w:r>
             <w:rPr>
@@ -1111,11 +1113,11 @@
           </w:r>
           <w:r>
             <w:rPr>
-              <w:rFonts w:hint="default" w:ascii="Palatino Linotype" w:hAnsi="Palatino Linotype" w:cs="Palatino Linotype"/>
-              <w:szCs w:val="36"/>
+              <w:rFonts w:hint="default" w:ascii="SimSun" w:hAnsi="SimSun" w:eastAsia="SimSun" w:cs="SimSun"/>
+              <w:szCs w:val="44"/>
               <w:lang w:val="en-US" w:eastAsia="zh-CN"/>
             </w:rPr>
-            <w:t>Chương 3: TRẬT TỰ ẨN VÀ VŨ TRỤ LƯỢNG TỬ</w:t>
+            <w:t>第三章：内蔵秩序と量子宇宙</w:t>
           </w:r>
           <w:r>
             <w:tab/>
@@ -1124,13 +1126,13 @@
             <w:fldChar w:fldCharType="begin"/>
           </w:r>
           <w:r>
-            <w:instrText xml:space="preserve"> PAGEREF _Toc1751 \h </w:instrText>
+            <w:instrText xml:space="preserve"> PAGEREF _Toc15591 \h </w:instrText>
           </w:r>
           <w:r>
             <w:fldChar w:fldCharType="separate"/>
           </w:r>
           <w:r>
-            <w:t>45</w:t>
+            <w:t>41</w:t>
           </w:r>
           <w:r>
             <w:fldChar w:fldCharType="end"/>
@@ -1163,7 +1165,7 @@
             <w:bidi w:val="0"/>
             <w:adjustRightInd/>
             <w:snapToGrid/>
-            <w:spacing w:before="180" w:after="180"/>
+            <w:spacing w:before="120" w:after="120"/>
             <w:textAlignment w:val="auto"/>
           </w:pPr>
           <w:r>
@@ -1180,7 +1182,7 @@
               <w:szCs w:val="28"/>
               <w:lang w:val="en-US"/>
             </w:rPr>
-            <w:instrText xml:space="preserve"> HYPERLINK \l _Toc8614 </w:instrText>
+            <w:instrText xml:space="preserve"> HYPERLINK \l _Toc26921 </w:instrText>
           </w:r>
           <w:r>
             <w:rPr>
@@ -1192,12 +1194,11 @@
           </w:r>
           <w:r>
             <w:rPr>
-              <w:rFonts w:hint="default" w:ascii="Palatino Linotype" w:hAnsi="Palatino Linotype" w:cs="Palatino Linotype"/>
+              <w:rFonts w:hint="eastAsia" w:ascii="SimSun" w:hAnsi="SimSun" w:eastAsia="SimSun" w:cs="SimSun"/>
               <w:bCs/>
-              <w:szCs w:val="44"/>
-              <w:lang w:val="en-US" w:eastAsia="zh-CN"/>
+              <w:szCs w:val="52"/>
             </w:rPr>
-            <w:t>Phần II: NHỮNG TẤM BẢN ĐỒ CỦA THỰC TẠI</w:t>
+            <w:t>第二部：実在の地図</w:t>
           </w:r>
           <w:r>
             <w:tab/>
@@ -1206,13 +1207,13 @@
             <w:fldChar w:fldCharType="begin"/>
           </w:r>
           <w:r>
-            <w:instrText xml:space="preserve"> PAGEREF _Toc8614 \h </w:instrText>
+            <w:instrText xml:space="preserve"> PAGEREF _Toc26921 \h </w:instrText>
           </w:r>
           <w:r>
             <w:fldChar w:fldCharType="separate"/>
           </w:r>
           <w:r>
-            <w:t>65</w:t>
+            <w:t>59</w:t>
           </w:r>
           <w:r>
             <w:fldChar w:fldCharType="end"/>
@@ -1245,7 +1246,7 @@
             <w:bidi w:val="0"/>
             <w:adjustRightInd/>
             <w:snapToGrid/>
-            <w:spacing w:before="180" w:after="180"/>
+            <w:spacing w:before="120" w:after="120"/>
             <w:textAlignment w:val="auto"/>
           </w:pPr>
           <w:r>
@@ -1262,7 +1263,7 @@
               <w:szCs w:val="28"/>
               <w:lang w:val="en-US"/>
             </w:rPr>
-            <w:instrText xml:space="preserve"> HYPERLINK \l _Toc1518 </w:instrText>
+            <w:instrText xml:space="preserve"> HYPERLINK \l _Toc30949 </w:instrText>
           </w:r>
           <w:r>
             <w:rPr>
@@ -1274,11 +1275,11 @@
           </w:r>
           <w:r>
             <w:rPr>
-              <w:rFonts w:hint="default" w:ascii="Palatino Linotype" w:hAnsi="Palatino Linotype" w:cs="Palatino Linotype"/>
-              <w:szCs w:val="36"/>
+              <w:rFonts w:hint="eastAsia" w:ascii="SimSun" w:hAnsi="SimSun" w:eastAsia="SimSun" w:cs="SimSun"/>
+              <w:szCs w:val="44"/>
               <w:lang w:val="en-US" w:eastAsia="zh-CN"/>
             </w:rPr>
-            <w:t>Chương 4: BẢN ĐỒ CỦA CẤU TRÚC - BẢNG TUẦN HOÀN NGUYÊN TỐ</w:t>
+            <w:t>第四章：構造の地図 ― 元素周期表</w:t>
           </w:r>
           <w:r>
             <w:tab/>
@@ -1287,13 +1288,13 @@
             <w:fldChar w:fldCharType="begin"/>
           </w:r>
           <w:r>
-            <w:instrText xml:space="preserve"> PAGEREF _Toc1518 \h </w:instrText>
+            <w:instrText xml:space="preserve"> PAGEREF _Toc30949 \h </w:instrText>
           </w:r>
           <w:r>
             <w:fldChar w:fldCharType="separate"/>
           </w:r>
           <w:r>
-            <w:t>66</w:t>
+            <w:t>60</w:t>
           </w:r>
           <w:r>
             <w:fldChar w:fldCharType="end"/>
@@ -1326,7 +1327,7 @@
             <w:bidi w:val="0"/>
             <w:adjustRightInd/>
             <w:snapToGrid/>
-            <w:spacing w:before="180" w:after="180"/>
+            <w:spacing w:before="120" w:after="120"/>
             <w:textAlignment w:val="auto"/>
           </w:pPr>
           <w:r>
@@ -1343,7 +1344,7 @@
               <w:szCs w:val="28"/>
               <w:lang w:val="en-US"/>
             </w:rPr>
-            <w:instrText xml:space="preserve"> HYPERLINK \l _Toc27562 </w:instrText>
+            <w:instrText xml:space="preserve"> HYPERLINK \l _Toc25240 </w:instrText>
           </w:r>
           <w:r>
             <w:rPr>
@@ -1355,11 +1356,11 @@
           </w:r>
           <w:r>
             <w:rPr>
-              <w:rFonts w:hint="default" w:ascii="Palatino Linotype" w:hAnsi="Palatino Linotype" w:cs="Palatino Linotype"/>
-              <w:szCs w:val="36"/>
+              <w:rFonts w:hint="eastAsia" w:ascii="SimSun" w:hAnsi="SimSun" w:eastAsia="SimSun" w:cs="SimSun"/>
+              <w:szCs w:val="44"/>
               <w:lang w:val="en-US" w:eastAsia="zh-CN"/>
             </w:rPr>
-            <w:t>Chương 5: BẢN ĐỒ CỦA DÒNG CHẢY - NGŨ HÀNH VÀ NĂNG LƯỢNG</w:t>
+            <w:t>第五章：流れの地図 ― 五行とエネルギー</w:t>
           </w:r>
           <w:r>
             <w:tab/>
@@ -1368,13 +1369,13 @@
             <w:fldChar w:fldCharType="begin"/>
           </w:r>
           <w:r>
-            <w:instrText xml:space="preserve"> PAGEREF _Toc27562 \h </w:instrText>
+            <w:instrText xml:space="preserve"> PAGEREF _Toc25240 \h </w:instrText>
           </w:r>
           <w:r>
             <w:fldChar w:fldCharType="separate"/>
           </w:r>
           <w:r>
-            <w:t>74</w:t>
+            <w:t>67</w:t>
           </w:r>
           <w:r>
             <w:fldChar w:fldCharType="end"/>
@@ -1407,7 +1408,7 @@
             <w:bidi w:val="0"/>
             <w:adjustRightInd/>
             <w:snapToGrid/>
-            <w:spacing w:before="180" w:after="180"/>
+            <w:spacing w:before="120" w:after="120"/>
             <w:textAlignment w:val="auto"/>
           </w:pPr>
           <w:r>
@@ -1424,7 +1425,7 @@
               <w:szCs w:val="28"/>
               <w:lang w:val="en-US"/>
             </w:rPr>
-            <w:instrText xml:space="preserve"> HYPERLINK \l _Toc12462 </w:instrText>
+            <w:instrText xml:space="preserve"> HYPERLINK \l _Toc6010 </w:instrText>
           </w:r>
           <w:r>
             <w:rPr>
@@ -1436,11 +1437,11 @@
           </w:r>
           <w:r>
             <w:rPr>
-              <w:rFonts w:hint="default" w:ascii="Palatino Linotype" w:hAnsi="Palatino Linotype" w:cs="Palatino Linotype"/>
-              <w:szCs w:val="36"/>
+              <w:rFonts w:hint="default" w:ascii="SimSun" w:hAnsi="SimSun" w:eastAsia="SimSun" w:cs="SimSun"/>
+              <w:szCs w:val="44"/>
               <w:lang w:val="en-US" w:eastAsia="zh-CN"/>
             </w:rPr>
-            <w:t>Chương 6: BẢN ĐỒ CỦA SỰ CHUYỂN HÓA - THẾ GIỚI QUAN TU LUYỆN</w:t>
+            <w:t>第六章：転化の地図 ― 修煉の世界観</w:t>
           </w:r>
           <w:r>
             <w:tab/>
@@ -1449,13 +1450,13 @@
             <w:fldChar w:fldCharType="begin"/>
           </w:r>
           <w:r>
-            <w:instrText xml:space="preserve"> PAGEREF _Toc12462 \h </w:instrText>
+            <w:instrText xml:space="preserve"> PAGEREF _Toc6010 \h </w:instrText>
           </w:r>
           <w:r>
             <w:fldChar w:fldCharType="separate"/>
           </w:r>
           <w:r>
-            <w:t>84</w:t>
+            <w:t>76</w:t>
           </w:r>
           <w:r>
             <w:fldChar w:fldCharType="end"/>
@@ -1488,7 +1489,7 @@
             <w:bidi w:val="0"/>
             <w:adjustRightInd/>
             <w:snapToGrid/>
-            <w:spacing w:before="180" w:after="180"/>
+            <w:spacing w:before="120" w:after="120"/>
             <w:textAlignment w:val="auto"/>
           </w:pPr>
           <w:r>
@@ -1505,7 +1506,7 @@
               <w:szCs w:val="28"/>
               <w:lang w:val="en-US"/>
             </w:rPr>
-            <w:instrText xml:space="preserve"> HYPERLINK \l _Toc13609 </w:instrText>
+            <w:instrText xml:space="preserve"> HYPERLINK \l _Toc11477 </w:instrText>
           </w:r>
           <w:r>
             <w:rPr>
@@ -1517,11 +1518,11 @@
           </w:r>
           <w:r>
             <w:rPr>
-              <w:rFonts w:hint="default" w:ascii="Palatino Linotype" w:hAnsi="Palatino Linotype" w:cs="Palatino Linotype"/>
-              <w:szCs w:val="36"/>
+              <w:rFonts w:hint="eastAsia" w:ascii="SimSun" w:hAnsi="SimSun" w:eastAsia="SimSun" w:cs="SimSun"/>
+              <w:szCs w:val="44"/>
               <w:lang w:val="en-US" w:eastAsia="zh-CN"/>
             </w:rPr>
-            <w:t>Chương 7: TẤM BẢN ĐỒ ĐA CHIỀU - TỪ THUYẾT DÂY ĐẾN TAM GIÁC BERMUDA</w:t>
+            <w:t>第七章：多次元の地図 ― 弦理論からバミューダトライアングルまで</w:t>
           </w:r>
           <w:r>
             <w:tab/>
@@ -1530,13 +1531,13 @@
             <w:fldChar w:fldCharType="begin"/>
           </w:r>
           <w:r>
-            <w:instrText xml:space="preserve"> PAGEREF _Toc13609 \h </w:instrText>
+            <w:instrText xml:space="preserve"> PAGEREF _Toc11477 \h </w:instrText>
           </w:r>
           <w:r>
             <w:fldChar w:fldCharType="separate"/>
           </w:r>
           <w:r>
-            <w:t>96</w:t>
+            <w:t>87</w:t>
           </w:r>
           <w:r>
             <w:fldChar w:fldCharType="end"/>
@@ -1569,7 +1570,7 @@
             <w:bidi w:val="0"/>
             <w:adjustRightInd/>
             <w:snapToGrid/>
-            <w:spacing w:before="180" w:after="180"/>
+            <w:spacing w:before="120" w:after="120"/>
             <w:textAlignment w:val="auto"/>
           </w:pPr>
           <w:r>
@@ -1586,7 +1587,7 @@
               <w:szCs w:val="28"/>
               <w:lang w:val="en-US"/>
             </w:rPr>
-            <w:instrText xml:space="preserve"> HYPERLINK \l _Toc19088 </w:instrText>
+            <w:instrText xml:space="preserve"> HYPERLINK \l _Toc29420 </w:instrText>
           </w:r>
           <w:r>
             <w:rPr>
@@ -1598,11 +1599,11 @@
           </w:r>
           <w:r>
             <w:rPr>
-              <w:rFonts w:hint="default" w:ascii="Palatino Linotype" w:hAnsi="Palatino Linotype" w:cs="Palatino Linotype"/>
-              <w:szCs w:val="36"/>
+              <w:rFonts w:hint="eastAsia" w:ascii="SimSun" w:hAnsi="SimSun" w:eastAsia="SimSun" w:cs="SimSun"/>
+              <w:szCs w:val="44"/>
               <w:lang w:val="en-US" w:eastAsia="zh-CN"/>
             </w:rPr>
-            <w:t>Chương 8: CÁC CẢNH GIỚI CỦA SỰ TỒN TẠI</w:t>
+            <w:t>第八章：存在の境地</w:t>
           </w:r>
           <w:r>
             <w:tab/>
@@ -1611,13 +1612,13 @@
             <w:fldChar w:fldCharType="begin"/>
           </w:r>
           <w:r>
-            <w:instrText xml:space="preserve"> PAGEREF _Toc19088 \h </w:instrText>
+            <w:instrText xml:space="preserve"> PAGEREF _Toc29420 \h </w:instrText>
           </w:r>
           <w:r>
             <w:fldChar w:fldCharType="separate"/>
           </w:r>
           <w:r>
-            <w:t>106</w:t>
+            <w:t>96</w:t>
           </w:r>
           <w:r>
             <w:fldChar w:fldCharType="end"/>
@@ -1650,7 +1651,7 @@
             <w:bidi w:val="0"/>
             <w:adjustRightInd/>
             <w:snapToGrid/>
-            <w:spacing w:before="180" w:after="180"/>
+            <w:spacing w:before="120" w:after="120"/>
             <w:textAlignment w:val="auto"/>
           </w:pPr>
           <w:r>
@@ -1667,7 +1668,7 @@
               <w:szCs w:val="28"/>
               <w:lang w:val="en-US"/>
             </w:rPr>
-            <w:instrText xml:space="preserve"> HYPERLINK \l _Toc2441 </w:instrText>
+            <w:instrText xml:space="preserve"> HYPERLINK \l _Toc26528 </w:instrText>
           </w:r>
           <w:r>
             <w:rPr>
@@ -1679,12 +1680,11 @@
           </w:r>
           <w:r>
             <w:rPr>
-              <w:rFonts w:hint="default" w:ascii="Palatino Linotype" w:hAnsi="Palatino Linotype" w:cs="Palatino Linotype"/>
+              <w:rFonts w:hint="eastAsia" w:ascii="SimSun" w:hAnsi="SimSun" w:eastAsia="SimSun" w:cs="SimSun"/>
               <w:bCs/>
-              <w:szCs w:val="44"/>
-              <w:lang w:val="en-US" w:eastAsia="zh-CN"/>
+              <w:szCs w:val="52"/>
             </w:rPr>
-            <w:t>Phần III: BẰNG CHỨNG TỪ KINH NGHIỆM CON NGƯỜI</w:t>
+            <w:t>第三部：人間の経験からの証拠</w:t>
           </w:r>
           <w:r>
             <w:tab/>
@@ -1693,7 +1693,169 @@
             <w:fldChar w:fldCharType="begin"/>
           </w:r>
           <w:r>
-            <w:instrText xml:space="preserve"> PAGEREF _Toc2441 \h </w:instrText>
+            <w:instrText xml:space="preserve"> PAGEREF _Toc26528 \h </w:instrText>
+          </w:r>
+          <w:r>
+            <w:fldChar w:fldCharType="separate"/>
+          </w:r>
+          <w:r>
+            <w:t>105</w:t>
+          </w:r>
+          <w:r>
+            <w:fldChar w:fldCharType="end"/>
+          </w:r>
+          <w:r>
+            <w:rPr>
+              <w:rFonts w:hint="default" w:ascii="Palatino Linotype" w:hAnsi="Palatino Linotype"/>
+              <w:szCs w:val="28"/>
+              <w:lang w:val="en-US"/>
+            </w:rPr>
+            <w:fldChar w:fldCharType="end"/>
+          </w:r>
+        </w:p>
+        <w:p>
+          <w:pPr>
+            <w:pStyle w:val="13"/>
+            <w:keepNext w:val="0"/>
+            <w:keepLines w:val="0"/>
+            <w:pageBreakBefore w:val="0"/>
+            <w:widowControl/>
+            <w:tabs>
+              <w:tab w:val="right" w:leader="dot" w:pos="6087"/>
+            </w:tabs>
+            <w:kinsoku/>
+            <w:wordWrap/>
+            <w:overflowPunct/>
+            <w:topLinePunct w:val="0"/>
+            <w:autoSpaceDE/>
+            <w:autoSpaceDN/>
+            <w:bidi w:val="0"/>
+            <w:adjustRightInd/>
+            <w:snapToGrid/>
+            <w:spacing w:before="120" w:after="120"/>
+            <w:textAlignment w:val="auto"/>
+          </w:pPr>
+          <w:r>
+            <w:rPr>
+              <w:rFonts w:hint="default" w:ascii="Palatino Linotype" w:hAnsi="Palatino Linotype"/>
+              <w:szCs w:val="28"/>
+              <w:lang w:val="en-US"/>
+            </w:rPr>
+            <w:fldChar w:fldCharType="begin"/>
+          </w:r>
+          <w:r>
+            <w:rPr>
+              <w:rFonts w:hint="default" w:ascii="Palatino Linotype" w:hAnsi="Palatino Linotype"/>
+              <w:szCs w:val="28"/>
+              <w:lang w:val="en-US"/>
+            </w:rPr>
+            <w:instrText xml:space="preserve"> HYPERLINK \l _Toc26698 </w:instrText>
+          </w:r>
+          <w:r>
+            <w:rPr>
+              <w:rFonts w:hint="default" w:ascii="Palatino Linotype" w:hAnsi="Palatino Linotype"/>
+              <w:szCs w:val="28"/>
+              <w:lang w:val="en-US"/>
+            </w:rPr>
+            <w:fldChar w:fldCharType="separate"/>
+          </w:r>
+          <w:r>
+            <w:rPr>
+              <w:rFonts w:hint="eastAsia" w:ascii="SimSun" w:hAnsi="SimSun" w:eastAsia="SimSun" w:cs="SimSun"/>
+              <w:szCs w:val="44"/>
+              <w:lang w:val="en-US" w:eastAsia="zh-CN"/>
+            </w:rPr>
+            <w:t>第九章：夢 ― 他の実在への門</w:t>
+          </w:r>
+          <w:r>
+            <w:tab/>
+          </w:r>
+          <w:r>
+            <w:fldChar w:fldCharType="begin"/>
+          </w:r>
+          <w:r>
+            <w:instrText xml:space="preserve"> PAGEREF _Toc26698 \h </w:instrText>
+          </w:r>
+          <w:r>
+            <w:fldChar w:fldCharType="separate"/>
+          </w:r>
+          <w:r>
+            <w:t>107</w:t>
+          </w:r>
+          <w:r>
+            <w:fldChar w:fldCharType="end"/>
+          </w:r>
+          <w:r>
+            <w:rPr>
+              <w:rFonts w:hint="default" w:ascii="Palatino Linotype" w:hAnsi="Palatino Linotype"/>
+              <w:szCs w:val="28"/>
+              <w:lang w:val="en-US"/>
+            </w:rPr>
+            <w:fldChar w:fldCharType="end"/>
+          </w:r>
+        </w:p>
+        <w:p>
+          <w:pPr>
+            <w:pStyle w:val="13"/>
+            <w:keepNext w:val="0"/>
+            <w:keepLines w:val="0"/>
+            <w:pageBreakBefore w:val="0"/>
+            <w:widowControl/>
+            <w:tabs>
+              <w:tab w:val="right" w:leader="dot" w:pos="6087"/>
+            </w:tabs>
+            <w:kinsoku/>
+            <w:wordWrap/>
+            <w:overflowPunct/>
+            <w:topLinePunct w:val="0"/>
+            <w:autoSpaceDE/>
+            <w:autoSpaceDN/>
+            <w:bidi w:val="0"/>
+            <w:adjustRightInd/>
+            <w:snapToGrid/>
+            <w:spacing w:before="120" w:after="120"/>
+            <w:textAlignment w:val="auto"/>
+          </w:pPr>
+          <w:r>
+            <w:rPr>
+              <w:rFonts w:hint="default" w:ascii="Palatino Linotype" w:hAnsi="Palatino Linotype"/>
+              <w:szCs w:val="28"/>
+              <w:lang w:val="en-US"/>
+            </w:rPr>
+            <w:fldChar w:fldCharType="begin"/>
+          </w:r>
+          <w:r>
+            <w:rPr>
+              <w:rFonts w:hint="default" w:ascii="Palatino Linotype" w:hAnsi="Palatino Linotype"/>
+              <w:szCs w:val="28"/>
+              <w:lang w:val="en-US"/>
+            </w:rPr>
+            <w:instrText xml:space="preserve"> HYPERLINK \l _Toc28399 </w:instrText>
+          </w:r>
+          <w:r>
+            <w:rPr>
+              <w:rFonts w:hint="default" w:ascii="Palatino Linotype" w:hAnsi="Palatino Linotype"/>
+              <w:szCs w:val="28"/>
+              <w:lang w:val="en-US"/>
+            </w:rPr>
+            <w:fldChar w:fldCharType="separate"/>
+          </w:r>
+          <w:r>
+            <w:rPr>
+              <w:rFonts w:hint="eastAsia" w:ascii="SimSun" w:hAnsi="SimSun" w:eastAsia="SimSun" w:cs="SimSun"/>
+              <w:szCs w:val="44"/>
+              <w:lang w:val="en-US" w:eastAsia="zh-CN"/>
+            </w:rPr>
+            <w:t>第十章：インスピレーション ― 他の実在からの響き</w:t>
+          </w:r>
+          <w:r>
+            <w:tab/>
+          </w:r>
+          <w:r>
+            <w:fldChar w:fldCharType="begin"/>
+          </w:r>
+          <w:r>
+            <w:instrText xml:space="preserve"> PAGEREF _Toc28399 \h </w:instrText>
           </w:r>
           <w:r>
             <w:fldChar w:fldCharType="separate"/>
@@ -1732,7 +1894,7 @@
             <w:bidi w:val="0"/>
             <w:adjustRightInd/>
             <w:snapToGrid/>
-            <w:spacing w:before="180" w:after="180"/>
+            <w:spacing w:before="120" w:after="120"/>
             <w:textAlignment w:val="auto"/>
           </w:pPr>
           <w:r>
@@ -1749,7 +1911,7 @@
               <w:szCs w:val="28"/>
               <w:lang w:val="en-US"/>
             </w:rPr>
-            <w:instrText xml:space="preserve"> HYPERLINK \l _Toc22532 </w:instrText>
+            <w:instrText xml:space="preserve"> HYPERLINK \l _Toc4680 </w:instrText>
           </w:r>
           <w:r>
             <w:rPr>
@@ -1761,11 +1923,11 @@
           </w:r>
           <w:r>
             <w:rPr>
-              <w:rFonts w:hint="default" w:ascii="Palatino Linotype" w:hAnsi="Palatino Linotype" w:cs="Palatino Linotype"/>
-              <w:szCs w:val="36"/>
+              <w:rFonts w:hint="eastAsia" w:ascii="SimSun" w:hAnsi="SimSun" w:eastAsia="SimSun" w:cs="SimSun"/>
+              <w:szCs w:val="44"/>
               <w:lang w:val="en-US" w:eastAsia="zh-CN"/>
             </w:rPr>
-            <w:t>Chương 9: GIẤC MƠ - CÁNH CỔNG DẪN ĐẾN CÁC THỰC TẠI KHÁC</w:t>
+            <w:t>第十一章：憑依 ― 複数の意識が同じ一つの身体を争うとき</w:t>
           </w:r>
           <w:r>
             <w:tab/>
@@ -1774,13 +1936,13 @@
             <w:fldChar w:fldCharType="begin"/>
           </w:r>
           <w:r>
-            <w:instrText xml:space="preserve"> PAGEREF _Toc22532 \h </w:instrText>
+            <w:instrText xml:space="preserve"> PAGEREF _Toc4680 \h </w:instrText>
           </w:r>
           <w:r>
             <w:fldChar w:fldCharType="separate"/>
           </w:r>
           <w:r>
-            <w:t>118</w:t>
+            <w:t>127</w:t>
           </w:r>
           <w:r>
             <w:fldChar w:fldCharType="end"/>
@@ -1813,7 +1975,7 @@
             <w:bidi w:val="0"/>
             <w:adjustRightInd/>
             <w:snapToGrid/>
-            <w:spacing w:before="180" w:after="180"/>
+            <w:spacing w:before="120" w:after="120"/>
             <w:textAlignment w:val="auto"/>
           </w:pPr>
           <w:r>
@@ -1830,7 +1992,7 @@
               <w:szCs w:val="28"/>
               <w:lang w:val="en-US"/>
             </w:rPr>
-            <w:instrText xml:space="preserve"> HYPERLINK \l _Toc28558 </w:instrText>
+            <w:instrText xml:space="preserve"> HYPERLINK \l _Toc20180 </w:instrText>
           </w:r>
           <w:r>
             <w:rPr>
@@ -1842,11 +2004,11 @@
           </w:r>
           <w:r>
             <w:rPr>
-              <w:rFonts w:hint="default" w:ascii="Palatino Linotype" w:hAnsi="Palatino Linotype" w:cs="Palatino Linotype"/>
-              <w:szCs w:val="36"/>
+              <w:rFonts w:hint="eastAsia" w:ascii="SimSun" w:hAnsi="SimSun" w:eastAsia="SimSun" w:cs="SimSun"/>
+              <w:szCs w:val="44"/>
               <w:lang w:val="en-US" w:eastAsia="zh-CN"/>
             </w:rPr>
-            <w:t>Chương 10: NGUỒN CẢM HỨNG - TIẾNG VANG TỪ CÁC THỰC TẠI KHÁC</w:t>
+            <w:t>第十二章：特異功能 ― 意識が物理法則を曲げるとき</w:t>
           </w:r>
           <w:r>
             <w:tab/>
@@ -1855,13 +2017,94 @@
             <w:fldChar w:fldCharType="begin"/>
           </w:r>
           <w:r>
-            <w:instrText xml:space="preserve"> PAGEREF _Toc28558 \h </w:instrText>
+            <w:instrText xml:space="preserve"> PAGEREF _Toc20180 \h </w:instrText>
           </w:r>
           <w:r>
             <w:fldChar w:fldCharType="separate"/>
           </w:r>
           <w:r>
-            <w:t>128</w:t>
+            <w:t>138</w:t>
+          </w:r>
+          <w:r>
+            <w:fldChar w:fldCharType="end"/>
+          </w:r>
+          <w:r>
+            <w:rPr>
+              <w:rFonts w:hint="default" w:ascii="Palatino Linotype" w:hAnsi="Palatino Linotype"/>
+              <w:szCs w:val="28"/>
+              <w:lang w:val="en-US"/>
+            </w:rPr>
+            <w:fldChar w:fldCharType="end"/>
+          </w:r>
+        </w:p>
+        <w:p>
+          <w:pPr>
+            <w:pStyle w:val="12"/>
+            <w:keepNext w:val="0"/>
+            <w:keepLines w:val="0"/>
+            <w:pageBreakBefore w:val="0"/>
+            <w:widowControl/>
+            <w:tabs>
+              <w:tab w:val="right" w:leader="dot" w:pos="6087"/>
+            </w:tabs>
+            <w:kinsoku/>
+            <w:wordWrap/>
+            <w:overflowPunct/>
+            <w:topLinePunct w:val="0"/>
+            <w:autoSpaceDE/>
+            <w:autoSpaceDN/>
+            <w:bidi w:val="0"/>
+            <w:adjustRightInd/>
+            <w:snapToGrid/>
+            <w:spacing w:before="120" w:after="120"/>
+            <w:textAlignment w:val="auto"/>
+          </w:pPr>
+          <w:r>
+            <w:rPr>
+              <w:rFonts w:hint="default" w:ascii="Palatino Linotype" w:hAnsi="Palatino Linotype"/>
+              <w:szCs w:val="28"/>
+              <w:lang w:val="en-US"/>
+            </w:rPr>
+            <w:fldChar w:fldCharType="begin"/>
+          </w:r>
+          <w:r>
+            <w:rPr>
+              <w:rFonts w:hint="default" w:ascii="Palatino Linotype" w:hAnsi="Palatino Linotype"/>
+              <w:szCs w:val="28"/>
+              <w:lang w:val="en-US"/>
+            </w:rPr>
+            <w:instrText xml:space="preserve"> HYPERLINK \l _Toc27 </w:instrText>
+          </w:r>
+          <w:r>
+            <w:rPr>
+              <w:rFonts w:hint="default" w:ascii="Palatino Linotype" w:hAnsi="Palatino Linotype"/>
+              <w:szCs w:val="28"/>
+              <w:lang w:val="en-US"/>
+            </w:rPr>
+            <w:fldChar w:fldCharType="separate"/>
+          </w:r>
+          <w:r>
+            <w:rPr>
+              <w:rFonts w:hint="eastAsia" w:ascii="SimSun" w:hAnsi="SimSun" w:eastAsia="SimSun" w:cs="SimSun"/>
+              <w:bCs/>
+              <w:szCs w:val="52"/>
+            </w:rPr>
+            <w:t>第四部：最大の謎を解読する</w:t>
+          </w:r>
+          <w:r>
+            <w:tab/>
+          </w:r>
+          <w:r>
+            <w:fldChar w:fldCharType="begin"/>
+          </w:r>
+          <w:r>
+            <w:instrText xml:space="preserve"> PAGEREF _Toc27 \h </w:instrText>
+          </w:r>
+          <w:r>
+            <w:fldChar w:fldCharType="separate"/>
+          </w:r>
+          <w:r>
+            <w:t>148</w:t>
           </w:r>
           <w:r>
             <w:fldChar w:fldCharType="end"/>
@@ -1894,7 +2137,7 @@
             <w:bidi w:val="0"/>
             <w:adjustRightInd/>
             <w:snapToGrid/>
-            <w:spacing w:before="180" w:after="180"/>
+            <w:spacing w:before="120" w:after="120"/>
             <w:textAlignment w:val="auto"/>
           </w:pPr>
           <w:r>
@@ -1911,7 +2154,7 @@
               <w:szCs w:val="28"/>
               <w:lang w:val="en-US"/>
             </w:rPr>
-            <w:instrText xml:space="preserve"> HYPERLINK \l _Toc28787 </w:instrText>
+            <w:instrText xml:space="preserve"> HYPERLINK \l _Toc26483 </w:instrText>
           </w:r>
           <w:r>
             <w:rPr>
@@ -1923,11 +2166,11 @@
           </w:r>
           <w:r>
             <w:rPr>
-              <w:rFonts w:hint="default" w:ascii="Palatino Linotype" w:hAnsi="Palatino Linotype" w:cs="Palatino Linotype"/>
-              <w:szCs w:val="36"/>
+              <w:rFonts w:hint="eastAsia" w:ascii="SimSun" w:hAnsi="SimSun" w:eastAsia="SimSun" w:cs="SimSun"/>
+              <w:szCs w:val="44"/>
               <w:lang w:val="en-US" w:eastAsia="zh-CN"/>
             </w:rPr>
-            <w:t>Chương 11: NHẬP HỒN - KHI CÁC Ý THỨC TRANH GIÀNH CÙNG MỘT CƠ THỂ</w:t>
+            <w:t>第十三章：地球外生命 ― 多次元的な視点</w:t>
           </w:r>
           <w:r>
             <w:tab/>
@@ -1936,13 +2179,13 @@
             <w:fldChar w:fldCharType="begin"/>
           </w:r>
           <w:r>
-            <w:instrText xml:space="preserve"> PAGEREF _Toc28787 \h </w:instrText>
+            <w:instrText xml:space="preserve"> PAGEREF _Toc26483 \h </w:instrText>
           </w:r>
           <w:r>
             <w:fldChar w:fldCharType="separate"/>
           </w:r>
           <w:r>
-            <w:t>140</w:t>
+            <w:t>149</w:t>
           </w:r>
           <w:r>
             <w:fldChar w:fldCharType="end"/>
@@ -1975,7 +2218,7 @@
             <w:bidi w:val="0"/>
             <w:adjustRightInd/>
             <w:snapToGrid/>
-            <w:spacing w:before="180" w:after="180"/>
+            <w:spacing w:before="120" w:after="120"/>
             <w:textAlignment w:val="auto"/>
           </w:pPr>
           <w:r>
@@ -1992,7 +2235,7 @@
               <w:szCs w:val="28"/>
               <w:lang w:val="en-US"/>
             </w:rPr>
-            <w:instrText xml:space="preserve"> HYPERLINK \l _Toc26088 </w:instrText>
+            <w:instrText xml:space="preserve"> HYPERLINK \l _Toc28689 </w:instrText>
           </w:r>
           <w:r>
             <w:rPr>
@@ -2004,11 +2247,11 @@
           </w:r>
           <w:r>
             <w:rPr>
-              <w:rFonts w:hint="default" w:ascii="Palatino Linotype" w:hAnsi="Palatino Linotype" w:cs="Palatino Linotype"/>
-              <w:szCs w:val="36"/>
+              <w:rFonts w:hint="eastAsia" w:ascii="SimSun" w:hAnsi="SimSun" w:eastAsia="SimSun" w:cs="SimSun"/>
+              <w:szCs w:val="44"/>
               <w:lang w:val="en-US" w:eastAsia="zh-CN"/>
             </w:rPr>
-            <w:t>Chương 12: CÔNG NĂNG ĐẶC DỊ - KHI Ý THỨC BẺ CONG ĐỊNH LUẬT VẬT LÝ</w:t>
+            <w:t>第十四章：ビッグバン ― 大洋に弾ける泡？！</w:t>
           </w:r>
           <w:r>
             <w:tab/>
@@ -2017,13 +2260,175 @@
             <w:fldChar w:fldCharType="begin"/>
           </w:r>
           <w:r>
-            <w:instrText xml:space="preserve"> PAGEREF _Toc26088 \h </w:instrText>
+            <w:instrText xml:space="preserve"> PAGEREF _Toc28689 \h </w:instrText>
           </w:r>
           <w:r>
             <w:fldChar w:fldCharType="separate"/>
           </w:r>
           <w:r>
-            <w:t>152</w:t>
+            <w:t>159</w:t>
+          </w:r>
+          <w:r>
+            <w:fldChar w:fldCharType="end"/>
+          </w:r>
+          <w:r>
+            <w:rPr>
+              <w:rFonts w:hint="default" w:ascii="Palatino Linotype" w:hAnsi="Palatino Linotype"/>
+              <w:szCs w:val="28"/>
+              <w:lang w:val="en-US"/>
+            </w:rPr>
+            <w:fldChar w:fldCharType="end"/>
+          </w:r>
+        </w:p>
+        <w:p>
+          <w:pPr>
+            <w:pStyle w:val="13"/>
+            <w:keepNext w:val="0"/>
+            <w:keepLines w:val="0"/>
+            <w:pageBreakBefore w:val="0"/>
+            <w:widowControl/>
+            <w:tabs>
+              <w:tab w:val="right" w:leader="dot" w:pos="6087"/>
+            </w:tabs>
+            <w:kinsoku/>
+            <w:wordWrap/>
+            <w:overflowPunct/>
+            <w:topLinePunct w:val="0"/>
+            <w:autoSpaceDE/>
+            <w:autoSpaceDN/>
+            <w:bidi w:val="0"/>
+            <w:adjustRightInd/>
+            <w:snapToGrid/>
+            <w:spacing w:before="120" w:after="120"/>
+            <w:textAlignment w:val="auto"/>
+          </w:pPr>
+          <w:r>
+            <w:rPr>
+              <w:rFonts w:hint="default" w:ascii="Palatino Linotype" w:hAnsi="Palatino Linotype"/>
+              <w:szCs w:val="28"/>
+              <w:lang w:val="en-US"/>
+            </w:rPr>
+            <w:fldChar w:fldCharType="begin"/>
+          </w:r>
+          <w:r>
+            <w:rPr>
+              <w:rFonts w:hint="default" w:ascii="Palatino Linotype" w:hAnsi="Palatino Linotype"/>
+              <w:szCs w:val="28"/>
+              <w:lang w:val="en-US"/>
+            </w:rPr>
+            <w:instrText xml:space="preserve"> HYPERLINK \l _Toc18872 </w:instrText>
+          </w:r>
+          <w:r>
+            <w:rPr>
+              <w:rFonts w:hint="default" w:ascii="Palatino Linotype" w:hAnsi="Palatino Linotype"/>
+              <w:szCs w:val="28"/>
+              <w:lang w:val="en-US"/>
+            </w:rPr>
+            <w:fldChar w:fldCharType="separate"/>
+          </w:r>
+          <w:r>
+            <w:rPr>
+              <w:rFonts w:hint="eastAsia" w:ascii="SimSun" w:hAnsi="SimSun" w:eastAsia="SimSun" w:cs="SimSun"/>
+              <w:szCs w:val="44"/>
+              <w:lang w:val="en-US" w:eastAsia="zh-CN"/>
+            </w:rPr>
+            <w:t>第十五章：銀河 ― 宇宙の生きた電気回路</w:t>
+          </w:r>
+          <w:r>
+            <w:tab/>
+          </w:r>
+          <w:r>
+            <w:fldChar w:fldCharType="begin"/>
+          </w:r>
+          <w:r>
+            <w:instrText xml:space="preserve"> PAGEREF _Toc18872 \h </w:instrText>
+          </w:r>
+          <w:r>
+            <w:fldChar w:fldCharType="separate"/>
+          </w:r>
+          <w:r>
+            <w:t>171</w:t>
+          </w:r>
+          <w:r>
+            <w:fldChar w:fldCharType="end"/>
+          </w:r>
+          <w:r>
+            <w:rPr>
+              <w:rFonts w:hint="default" w:ascii="Palatino Linotype" w:hAnsi="Palatino Linotype"/>
+              <w:szCs w:val="28"/>
+              <w:lang w:val="en-US"/>
+            </w:rPr>
+            <w:fldChar w:fldCharType="end"/>
+          </w:r>
+        </w:p>
+        <w:p>
+          <w:pPr>
+            <w:pStyle w:val="13"/>
+            <w:keepNext w:val="0"/>
+            <w:keepLines w:val="0"/>
+            <w:pageBreakBefore w:val="0"/>
+            <w:widowControl/>
+            <w:tabs>
+              <w:tab w:val="right" w:leader="dot" w:pos="6087"/>
+            </w:tabs>
+            <w:kinsoku/>
+            <w:wordWrap/>
+            <w:overflowPunct/>
+            <w:topLinePunct w:val="0"/>
+            <w:autoSpaceDE/>
+            <w:autoSpaceDN/>
+            <w:bidi w:val="0"/>
+            <w:adjustRightInd/>
+            <w:snapToGrid/>
+            <w:spacing w:before="120" w:after="120"/>
+            <w:textAlignment w:val="auto"/>
+          </w:pPr>
+          <w:r>
+            <w:rPr>
+              <w:rFonts w:hint="default" w:ascii="Palatino Linotype" w:hAnsi="Palatino Linotype"/>
+              <w:szCs w:val="28"/>
+              <w:lang w:val="en-US"/>
+            </w:rPr>
+            <w:fldChar w:fldCharType="begin"/>
+          </w:r>
+          <w:r>
+            <w:rPr>
+              <w:rFonts w:hint="default" w:ascii="Palatino Linotype" w:hAnsi="Palatino Linotype"/>
+              <w:szCs w:val="28"/>
+              <w:lang w:val="en-US"/>
+            </w:rPr>
+            <w:instrText xml:space="preserve"> HYPERLINK \l _Toc5103 </w:instrText>
+          </w:r>
+          <w:r>
+            <w:rPr>
+              <w:rFonts w:hint="default" w:ascii="Palatino Linotype" w:hAnsi="Palatino Linotype"/>
+              <w:szCs w:val="28"/>
+              <w:lang w:val="en-US"/>
+            </w:rPr>
+            <w:fldChar w:fldCharType="separate"/>
+          </w:r>
+          <w:r>
+            <w:rPr>
+              <w:rFonts w:hint="eastAsia" w:ascii="SimSun" w:hAnsi="SimSun" w:eastAsia="SimSun" w:cs="SimSun"/>
+              <w:szCs w:val="44"/>
+              <w:lang w:val="en-US" w:eastAsia="zh-CN"/>
+            </w:rPr>
+            <w:t>第十六章：ブラックホール、ダークマター、ダークエネルギー ― 再解釈</w:t>
+          </w:r>
+          <w:r>
+            <w:tab/>
+          </w:r>
+          <w:r>
+            <w:fldChar w:fldCharType="begin"/>
+          </w:r>
+          <w:r>
+            <w:instrText xml:space="preserve"> PAGEREF _Toc5103 \h </w:instrText>
+          </w:r>
+          <w:r>
+            <w:fldChar w:fldCharType="separate"/>
+          </w:r>
+          <w:r>
+            <w:t>180</w:t>
           </w:r>
           <w:r>
             <w:fldChar w:fldCharType="end"/>
@@ -2056,7 +2461,7 @@
             <w:bidi w:val="0"/>
             <w:adjustRightInd/>
             <w:snapToGrid/>
-            <w:spacing w:before="180" w:after="180"/>
+            <w:spacing w:before="120" w:after="120"/>
             <w:textAlignment w:val="auto"/>
           </w:pPr>
           <w:r>
@@ -2073,7 +2478,7 @@
               <w:szCs w:val="28"/>
               <w:lang w:val="en-US"/>
             </w:rPr>
-            <w:instrText xml:space="preserve"> HYPERLINK \l _Toc28939 </w:instrText>
+            <w:instrText xml:space="preserve"> HYPERLINK \l _Toc23216 </w:instrText>
           </w:r>
           <w:r>
             <w:rPr>
@@ -2085,12 +2490,11 @@
           </w:r>
           <w:r>
             <w:rPr>
-              <w:rFonts w:hint="default" w:ascii="Palatino Linotype" w:hAnsi="Palatino Linotype" w:cs="Palatino Linotype"/>
+              <w:rFonts w:hint="eastAsia" w:ascii="SimSun" w:hAnsi="SimSun" w:eastAsia="SimSun" w:cs="SimSun"/>
               <w:bCs/>
-              <w:szCs w:val="44"/>
-              <w:lang w:val="en-US" w:eastAsia="zh-CN"/>
+              <w:szCs w:val="52"/>
             </w:rPr>
-            <w:t>Phần IV: GIẢI MÃ NHỮNG BÍ ẨN LỚN NHẤT</w:t>
+            <w:t>第五部：全体像とその中の人間</w:t>
           </w:r>
           <w:r>
             <w:tab/>
@@ -2099,250 +2503,7 @@
             <w:fldChar w:fldCharType="begin"/>
           </w:r>
           <w:r>
-            <w:instrText xml:space="preserve"> PAGEREF _Toc28939 \h </w:instrText>
-          </w:r>
-          <w:r>
-            <w:fldChar w:fldCharType="separate"/>
-          </w:r>
-          <w:r>
-            <w:t>164</w:t>
-          </w:r>
-          <w:r>
-            <w:fldChar w:fldCharType="end"/>
-          </w:r>
-          <w:r>
-            <w:rPr>
-              <w:rFonts w:hint="default" w:ascii="Palatino Linotype" w:hAnsi="Palatino Linotype"/>
-              <w:szCs w:val="28"/>
-              <w:lang w:val="en-US"/>
-            </w:rPr>
-            <w:fldChar w:fldCharType="end"/>
-          </w:r>
-        </w:p>
-        <w:p>
-          <w:pPr>
-            <w:pStyle w:val="13"/>
-            <w:keepNext w:val="0"/>
-            <w:keepLines w:val="0"/>
-            <w:pageBreakBefore w:val="0"/>
-            <w:widowControl/>
-            <w:tabs>
-              <w:tab w:val="right" w:leader="dot" w:pos="6087"/>
-            </w:tabs>
-            <w:kinsoku/>
-            <w:wordWrap/>
-            <w:overflowPunct/>
-            <w:topLinePunct w:val="0"/>
-            <w:autoSpaceDE/>
-            <w:autoSpaceDN/>
-            <w:bidi w:val="0"/>
-            <w:adjustRightInd/>
-            <w:snapToGrid/>
-            <w:spacing w:before="180" w:after="180"/>
-            <w:textAlignment w:val="auto"/>
-          </w:pPr>
-          <w:r>
-            <w:rPr>
-              <w:rFonts w:hint="default" w:ascii="Palatino Linotype" w:hAnsi="Palatino Linotype"/>
-              <w:szCs w:val="28"/>
-              <w:lang w:val="en-US"/>
-            </w:rPr>
-            <w:fldChar w:fldCharType="begin"/>
-          </w:r>
-          <w:r>
-            <w:rPr>
-              <w:rFonts w:hint="default" w:ascii="Palatino Linotype" w:hAnsi="Palatino Linotype"/>
-              <w:szCs w:val="28"/>
-              <w:lang w:val="en-US"/>
-            </w:rPr>
-            <w:instrText xml:space="preserve"> HYPERLINK \l _Toc20809 </w:instrText>
-          </w:r>
-          <w:r>
-            <w:rPr>
-              <w:rFonts w:hint="default" w:ascii="Palatino Linotype" w:hAnsi="Palatino Linotype"/>
-              <w:szCs w:val="28"/>
-              <w:lang w:val="en-US"/>
-            </w:rPr>
-            <w:fldChar w:fldCharType="separate"/>
-          </w:r>
-          <w:r>
-            <w:rPr>
-              <w:rFonts w:hint="default" w:ascii="Palatino Linotype" w:hAnsi="Palatino Linotype" w:cs="Palatino Linotype"/>
-              <w:szCs w:val="36"/>
-              <w:lang w:val="en-US" w:eastAsia="zh-CN"/>
-            </w:rPr>
-            <w:t>Chương 13: SỰ SỐNG NGOÀI TRÁI ĐẤT: MỘT GÓC NHÌN ĐA CHIỀU</w:t>
-          </w:r>
-          <w:r>
-            <w:tab/>
-          </w:r>
-          <w:r>
-            <w:fldChar w:fldCharType="begin"/>
-          </w:r>
-          <w:r>
-            <w:instrText xml:space="preserve"> PAGEREF _Toc20809 \h </w:instrText>
-          </w:r>
-          <w:r>
-            <w:fldChar w:fldCharType="separate"/>
-          </w:r>
-          <w:r>
-            <w:t>164</w:t>
-          </w:r>
-          <w:r>
-            <w:fldChar w:fldCharType="end"/>
-          </w:r>
-          <w:r>
-            <w:rPr>
-              <w:rFonts w:hint="default" w:ascii="Palatino Linotype" w:hAnsi="Palatino Linotype"/>
-              <w:szCs w:val="28"/>
-              <w:lang w:val="en-US"/>
-            </w:rPr>
-            <w:fldChar w:fldCharType="end"/>
-          </w:r>
-        </w:p>
-        <w:p>
-          <w:pPr>
-            <w:pStyle w:val="13"/>
-            <w:keepNext w:val="0"/>
-            <w:keepLines w:val="0"/>
-            <w:pageBreakBefore w:val="0"/>
-            <w:widowControl/>
-            <w:tabs>
-              <w:tab w:val="right" w:leader="dot" w:pos="6087"/>
-            </w:tabs>
-            <w:kinsoku/>
-            <w:wordWrap/>
-            <w:overflowPunct/>
-            <w:topLinePunct w:val="0"/>
-            <w:autoSpaceDE/>
-            <w:autoSpaceDN/>
-            <w:bidi w:val="0"/>
-            <w:adjustRightInd/>
-            <w:snapToGrid/>
-            <w:spacing w:before="180" w:after="180"/>
-            <w:textAlignment w:val="auto"/>
-          </w:pPr>
-          <w:r>
-            <w:rPr>
-              <w:rFonts w:hint="default" w:ascii="Palatino Linotype" w:hAnsi="Palatino Linotype"/>
-              <w:szCs w:val="28"/>
-              <w:lang w:val="en-US"/>
-            </w:rPr>
-            <w:fldChar w:fldCharType="begin"/>
-          </w:r>
-          <w:r>
-            <w:rPr>
-              <w:rFonts w:hint="default" w:ascii="Palatino Linotype" w:hAnsi="Palatino Linotype"/>
-              <w:szCs w:val="28"/>
-              <w:lang w:val="en-US"/>
-            </w:rPr>
-            <w:instrText xml:space="preserve"> HYPERLINK \l _Toc7948 </w:instrText>
-          </w:r>
-          <w:r>
-            <w:rPr>
-              <w:rFonts w:hint="default" w:ascii="Palatino Linotype" w:hAnsi="Palatino Linotype"/>
-              <w:szCs w:val="28"/>
-              <w:lang w:val="en-US"/>
-            </w:rPr>
-            <w:fldChar w:fldCharType="separate"/>
-          </w:r>
-          <w:r>
-            <w:rPr>
-              <w:rFonts w:hint="default" w:ascii="Palatino Linotype" w:hAnsi="Palatino Linotype" w:cs="Palatino Linotype"/>
-              <w:szCs w:val="36"/>
-              <w:lang w:val="en-US" w:eastAsia="zh-CN"/>
-            </w:rPr>
-            <w:t>Chương 14: BIG BANG - BONG BÓNG VỠ TRÊN ĐẠI DƯƠNG?!</w:t>
-          </w:r>
-          <w:r>
-            <w:tab/>
-          </w:r>
-          <w:r>
-            <w:fldChar w:fldCharType="begin"/>
-          </w:r>
-          <w:r>
-            <w:instrText xml:space="preserve"> PAGEREF _Toc7948 \h </w:instrText>
-          </w:r>
-          <w:r>
-            <w:fldChar w:fldCharType="separate"/>
-          </w:r>
-          <w:r>
-            <w:t>176</w:t>
-          </w:r>
-          <w:r>
-            <w:fldChar w:fldCharType="end"/>
-          </w:r>
-          <w:r>
-            <w:rPr>
-              <w:rFonts w:hint="default" w:ascii="Palatino Linotype" w:hAnsi="Palatino Linotype"/>
-              <w:szCs w:val="28"/>
-              <w:lang w:val="en-US"/>
-            </w:rPr>
-            <w:fldChar w:fldCharType="end"/>
-          </w:r>
-        </w:p>
-        <w:p>
-          <w:pPr>
-            <w:pStyle w:val="13"/>
-            <w:keepNext w:val="0"/>
-            <w:keepLines w:val="0"/>
-            <w:pageBreakBefore w:val="0"/>
-            <w:widowControl/>
-            <w:tabs>
-              <w:tab w:val="right" w:leader="dot" w:pos="6087"/>
-            </w:tabs>
-            <w:kinsoku/>
-            <w:wordWrap/>
-            <w:overflowPunct/>
-            <w:topLinePunct w:val="0"/>
-            <w:autoSpaceDE/>
-            <w:autoSpaceDN/>
-            <w:bidi w:val="0"/>
-            <w:adjustRightInd/>
-            <w:snapToGrid/>
-            <w:spacing w:before="180" w:after="180"/>
-            <w:textAlignment w:val="auto"/>
-          </w:pPr>
-          <w:r>
-            <w:rPr>
-              <w:rFonts w:hint="default" w:ascii="Palatino Linotype" w:hAnsi="Palatino Linotype"/>
-              <w:szCs w:val="28"/>
-              <w:lang w:val="en-US"/>
-            </w:rPr>
-            <w:fldChar w:fldCharType="begin"/>
-          </w:r>
-          <w:r>
-            <w:rPr>
-              <w:rFonts w:hint="default" w:ascii="Palatino Linotype" w:hAnsi="Palatino Linotype"/>
-              <w:szCs w:val="28"/>
-              <w:lang w:val="en-US"/>
-            </w:rPr>
-            <w:instrText xml:space="preserve"> HYPERLINK \l _Toc20475 </w:instrText>
-          </w:r>
-          <w:r>
-            <w:rPr>
-              <w:rFonts w:hint="default" w:ascii="Palatino Linotype" w:hAnsi="Palatino Linotype"/>
-              <w:szCs w:val="28"/>
-              <w:lang w:val="en-US"/>
-            </w:rPr>
-            <w:fldChar w:fldCharType="separate"/>
-          </w:r>
-          <w:r>
-            <w:rPr>
-              <w:rFonts w:hint="default" w:ascii="Palatino Linotype" w:hAnsi="Palatino Linotype" w:cs="Palatino Linotype"/>
-              <w:szCs w:val="36"/>
-              <w:lang w:val="en-US" w:eastAsia="zh-CN"/>
-            </w:rPr>
-            <w:t>Chương 15: THIÊN HÀ - MẠCH ĐIỆN SỐNG CỦA VŨ TRỤ</w:t>
-          </w:r>
-          <w:r>
-            <w:tab/>
-          </w:r>
-          <w:r>
-            <w:fldChar w:fldCharType="begin"/>
-          </w:r>
-          <w:r>
-            <w:instrText xml:space="preserve"> PAGEREF _Toc20475 \h </w:instrText>
+            <w:instrText xml:space="preserve"> PAGEREF _Toc23216 \h </w:instrText>
           </w:r>
           <w:r>
             <w:fldChar w:fldCharType="separate"/>
@@ -2381,7 +2542,7 @@
             <w:bidi w:val="0"/>
             <w:adjustRightInd/>
             <w:snapToGrid/>
-            <w:spacing w:before="180" w:after="180"/>
+            <w:spacing w:before="120" w:after="120"/>
             <w:textAlignment w:val="auto"/>
           </w:pPr>
           <w:r>
@@ -2398,7 +2559,7 @@
               <w:szCs w:val="28"/>
               <w:lang w:val="en-US"/>
             </w:rPr>
-            <w:instrText xml:space="preserve"> HYPERLINK \l _Toc32122 </w:instrText>
+            <w:instrText xml:space="preserve"> HYPERLINK \l _Toc21868 </w:instrText>
           </w:r>
           <w:r>
             <w:rPr>
@@ -2410,11 +2571,11 @@
           </w:r>
           <w:r>
             <w:rPr>
-              <w:rFonts w:hint="default" w:ascii="Palatino Linotype" w:hAnsi="Palatino Linotype" w:cs="Palatino Linotype"/>
-              <w:szCs w:val="36"/>
+              <w:rFonts w:hint="eastAsia" w:ascii="SimSun" w:hAnsi="SimSun" w:eastAsia="SimSun" w:cs="SimSun"/>
+              <w:szCs w:val="44"/>
               <w:lang w:val="en-US" w:eastAsia="zh-CN"/>
             </w:rPr>
-            <w:t>Chương 16: HỐ ĐEN, VẬT CHẤT TỐI VÀ NĂNG LƯỢNG TỐI - TÁI DIỄN GIẢI</w:t>
+            <w:t>第十七章：フラクタル構造 ― ミクロからマクロまで</w:t>
           </w:r>
           <w:r>
             <w:tab/>
@@ -2423,13 +2584,337 @@
             <w:fldChar w:fldCharType="begin"/>
           </w:r>
           <w:r>
-            <w:instrText xml:space="preserve"> PAGEREF _Toc32122 \h </w:instrText>
+            <w:instrText xml:space="preserve"> PAGEREF _Toc21868 \h </w:instrText>
           </w:r>
           <w:r>
             <w:fldChar w:fldCharType="separate"/>
           </w:r>
           <w:r>
-            <w:t>199</w:t>
+            <w:t>190</w:t>
+          </w:r>
+          <w:r>
+            <w:fldChar w:fldCharType="end"/>
+          </w:r>
+          <w:r>
+            <w:rPr>
+              <w:rFonts w:hint="default" w:ascii="Palatino Linotype" w:hAnsi="Palatino Linotype"/>
+              <w:szCs w:val="28"/>
+              <w:lang w:val="en-US"/>
+            </w:rPr>
+            <w:fldChar w:fldCharType="end"/>
+          </w:r>
+        </w:p>
+        <w:p>
+          <w:pPr>
+            <w:pStyle w:val="13"/>
+            <w:keepNext w:val="0"/>
+            <w:keepLines w:val="0"/>
+            <w:pageBreakBefore w:val="0"/>
+            <w:widowControl/>
+            <w:tabs>
+              <w:tab w:val="right" w:leader="dot" w:pos="6087"/>
+            </w:tabs>
+            <w:kinsoku/>
+            <w:wordWrap/>
+            <w:overflowPunct/>
+            <w:topLinePunct w:val="0"/>
+            <w:autoSpaceDE/>
+            <w:autoSpaceDN/>
+            <w:bidi w:val="0"/>
+            <w:adjustRightInd/>
+            <w:snapToGrid/>
+            <w:spacing w:before="120" w:after="120"/>
+            <w:textAlignment w:val="auto"/>
+          </w:pPr>
+          <w:r>
+            <w:rPr>
+              <w:rFonts w:hint="default" w:ascii="Palatino Linotype" w:hAnsi="Palatino Linotype"/>
+              <w:szCs w:val="28"/>
+              <w:lang w:val="en-US"/>
+            </w:rPr>
+            <w:fldChar w:fldCharType="begin"/>
+          </w:r>
+          <w:r>
+            <w:rPr>
+              <w:rFonts w:hint="default" w:ascii="Palatino Linotype" w:hAnsi="Palatino Linotype"/>
+              <w:szCs w:val="28"/>
+              <w:lang w:val="en-US"/>
+            </w:rPr>
+            <w:instrText xml:space="preserve"> HYPERLINK \l _Toc31406 </w:instrText>
+          </w:r>
+          <w:r>
+            <w:rPr>
+              <w:rFonts w:hint="default" w:ascii="Palatino Linotype" w:hAnsi="Palatino Linotype"/>
+              <w:szCs w:val="28"/>
+              <w:lang w:val="en-US"/>
+            </w:rPr>
+            <w:fldChar w:fldCharType="separate"/>
+          </w:r>
+          <w:r>
+            <w:rPr>
+              <w:rFonts w:hint="eastAsia" w:ascii="SimSun" w:hAnsi="SimSun" w:eastAsia="SimSun" w:cs="SimSun"/>
+              <w:szCs w:val="44"/>
+              <w:lang w:val="en-US" w:eastAsia="zh-CN"/>
+            </w:rPr>
+            <w:t>第十八章：観測の境界を超えて</w:t>
+          </w:r>
+          <w:r>
+            <w:tab/>
+          </w:r>
+          <w:r>
+            <w:fldChar w:fldCharType="begin"/>
+          </w:r>
+          <w:r>
+            <w:instrText xml:space="preserve"> PAGEREF _Toc31406 \h </w:instrText>
+          </w:r>
+          <w:r>
+            <w:fldChar w:fldCharType="separate"/>
+          </w:r>
+          <w:r>
+            <w:t>200</w:t>
+          </w:r>
+          <w:r>
+            <w:fldChar w:fldCharType="end"/>
+          </w:r>
+          <w:r>
+            <w:rPr>
+              <w:rFonts w:hint="default" w:ascii="Palatino Linotype" w:hAnsi="Palatino Linotype"/>
+              <w:szCs w:val="28"/>
+              <w:lang w:val="en-US"/>
+            </w:rPr>
+            <w:fldChar w:fldCharType="end"/>
+          </w:r>
+        </w:p>
+        <w:p>
+          <w:pPr>
+            <w:pStyle w:val="13"/>
+            <w:keepNext w:val="0"/>
+            <w:keepLines w:val="0"/>
+            <w:pageBreakBefore w:val="0"/>
+            <w:widowControl/>
+            <w:tabs>
+              <w:tab w:val="right" w:leader="dot" w:pos="6087"/>
+            </w:tabs>
+            <w:kinsoku/>
+            <w:wordWrap/>
+            <w:overflowPunct/>
+            <w:topLinePunct w:val="0"/>
+            <w:autoSpaceDE/>
+            <w:autoSpaceDN/>
+            <w:bidi w:val="0"/>
+            <w:adjustRightInd/>
+            <w:snapToGrid/>
+            <w:spacing w:before="120" w:after="120"/>
+            <w:textAlignment w:val="auto"/>
+          </w:pPr>
+          <w:r>
+            <w:rPr>
+              <w:rFonts w:hint="default" w:ascii="Palatino Linotype" w:hAnsi="Palatino Linotype"/>
+              <w:szCs w:val="28"/>
+              <w:lang w:val="en-US"/>
+            </w:rPr>
+            <w:fldChar w:fldCharType="begin"/>
+          </w:r>
+          <w:r>
+            <w:rPr>
+              <w:rFonts w:hint="default" w:ascii="Palatino Linotype" w:hAnsi="Palatino Linotype"/>
+              <w:szCs w:val="28"/>
+              <w:lang w:val="en-US"/>
+            </w:rPr>
+            <w:instrText xml:space="preserve"> HYPERLINK \l _Toc821 </w:instrText>
+          </w:r>
+          <w:r>
+            <w:rPr>
+              <w:rFonts w:hint="default" w:ascii="Palatino Linotype" w:hAnsi="Palatino Linotype"/>
+              <w:szCs w:val="28"/>
+              <w:lang w:val="en-US"/>
+            </w:rPr>
+            <w:fldChar w:fldCharType="separate"/>
+          </w:r>
+          <w:r>
+            <w:rPr>
+              <w:rFonts w:hint="eastAsia" w:ascii="SimSun" w:hAnsi="SimSun" w:eastAsia="SimSun" w:cs="SimSun"/>
+              <w:szCs w:val="44"/>
+              <w:lang w:val="en-US" w:eastAsia="zh-CN"/>
+            </w:rPr>
+            <w:t>第十九章：宇宙は鏡 ― あなたの意味とは何か？</w:t>
+          </w:r>
+          <w:r>
+            <w:tab/>
+          </w:r>
+          <w:r>
+            <w:fldChar w:fldCharType="begin"/>
+          </w:r>
+          <w:r>
+            <w:instrText xml:space="preserve"> PAGEREF _Toc821 \h </w:instrText>
+          </w:r>
+          <w:r>
+            <w:fldChar w:fldCharType="separate"/>
+          </w:r>
+          <w:r>
+            <w:t>209</w:t>
+          </w:r>
+          <w:r>
+            <w:fldChar w:fldCharType="end"/>
+          </w:r>
+          <w:r>
+            <w:rPr>
+              <w:rFonts w:hint="default" w:ascii="Palatino Linotype" w:hAnsi="Palatino Linotype"/>
+              <w:szCs w:val="28"/>
+              <w:lang w:val="en-US"/>
+            </w:rPr>
+            <w:fldChar w:fldCharType="end"/>
+          </w:r>
+        </w:p>
+        <w:p>
+          <w:pPr>
+            <w:pStyle w:val="13"/>
+            <w:keepNext w:val="0"/>
+            <w:keepLines w:val="0"/>
+            <w:pageBreakBefore w:val="0"/>
+            <w:widowControl/>
+            <w:tabs>
+              <w:tab w:val="right" w:leader="dot" w:pos="6087"/>
+            </w:tabs>
+            <w:kinsoku/>
+            <w:wordWrap/>
+            <w:overflowPunct/>
+            <w:topLinePunct w:val="0"/>
+            <w:autoSpaceDE/>
+            <w:autoSpaceDN/>
+            <w:bidi w:val="0"/>
+            <w:adjustRightInd/>
+            <w:snapToGrid/>
+            <w:spacing w:before="120" w:after="120"/>
+            <w:textAlignment w:val="auto"/>
+          </w:pPr>
+          <w:r>
+            <w:rPr>
+              <w:rFonts w:hint="default" w:ascii="Palatino Linotype" w:hAnsi="Palatino Linotype"/>
+              <w:szCs w:val="28"/>
+              <w:lang w:val="en-US"/>
+            </w:rPr>
+            <w:fldChar w:fldCharType="begin"/>
+          </w:r>
+          <w:r>
+            <w:rPr>
+              <w:rFonts w:hint="default" w:ascii="Palatino Linotype" w:hAnsi="Palatino Linotype"/>
+              <w:szCs w:val="28"/>
+              <w:lang w:val="en-US"/>
+            </w:rPr>
+            <w:instrText xml:space="preserve"> HYPERLINK \l _Toc5801 </w:instrText>
+          </w:r>
+          <w:r>
+            <w:rPr>
+              <w:rFonts w:hint="default" w:ascii="Palatino Linotype" w:hAnsi="Palatino Linotype"/>
+              <w:szCs w:val="28"/>
+              <w:lang w:val="en-US"/>
+            </w:rPr>
+            <w:fldChar w:fldCharType="separate"/>
+          </w:r>
+          <w:r>
+            <w:rPr>
+              <w:rFonts w:hint="eastAsia" w:ascii="SimSun" w:hAnsi="SimSun" w:eastAsia="SimSun" w:cs="SimSun"/>
+              <w:szCs w:val="44"/>
+              <w:lang w:val="en-US" w:eastAsia="zh-CN"/>
+            </w:rPr>
+            <w:t>結び：宇宙の呼吸に耳を澄ます</w:t>
+          </w:r>
+          <w:r>
+            <w:tab/>
+          </w:r>
+          <w:r>
+            <w:fldChar w:fldCharType="begin"/>
+          </w:r>
+          <w:r>
+            <w:instrText xml:space="preserve"> PAGEREF _Toc5801 \h </w:instrText>
+          </w:r>
+          <w:r>
+            <w:fldChar w:fldCharType="separate"/>
+          </w:r>
+          <w:r>
+            <w:t>217</w:t>
+          </w:r>
+          <w:r>
+            <w:fldChar w:fldCharType="end"/>
+          </w:r>
+          <w:r>
+            <w:rPr>
+              <w:rFonts w:hint="default" w:ascii="Palatino Linotype" w:hAnsi="Palatino Linotype"/>
+              <w:szCs w:val="28"/>
+              <w:lang w:val="en-US"/>
+            </w:rPr>
+            <w:fldChar w:fldCharType="end"/>
+          </w:r>
+        </w:p>
+        <w:p>
+          <w:pPr>
+            <w:pStyle w:val="13"/>
+            <w:keepNext w:val="0"/>
+            <w:keepLines w:val="0"/>
+            <w:pageBreakBefore w:val="0"/>
+            <w:widowControl/>
+            <w:tabs>
+              <w:tab w:val="right" w:leader="dot" w:pos="6087"/>
+            </w:tabs>
+            <w:kinsoku/>
+            <w:wordWrap/>
+            <w:overflowPunct/>
+            <w:topLinePunct w:val="0"/>
+            <w:autoSpaceDE/>
+            <w:autoSpaceDN/>
+            <w:bidi w:val="0"/>
+            <w:adjustRightInd/>
+            <w:snapToGrid/>
+            <w:spacing w:before="120" w:after="120"/>
+            <w:textAlignment w:val="auto"/>
+          </w:pPr>
+          <w:r>
+            <w:rPr>
+              <w:rFonts w:hint="default" w:ascii="Palatino Linotype" w:hAnsi="Palatino Linotype"/>
+              <w:szCs w:val="28"/>
+              <w:lang w:val="en-US"/>
+            </w:rPr>
+            <w:fldChar w:fldCharType="begin"/>
+          </w:r>
+          <w:r>
+            <w:rPr>
+              <w:rFonts w:hint="default" w:ascii="Palatino Linotype" w:hAnsi="Palatino Linotype"/>
+              <w:szCs w:val="28"/>
+              <w:lang w:val="en-US"/>
+            </w:rPr>
+            <w:instrText xml:space="preserve"> HYPERLINK \l _Toc21344 </w:instrText>
+          </w:r>
+          <w:r>
+            <w:rPr>
+              <w:rFonts w:hint="default" w:ascii="Palatino Linotype" w:hAnsi="Palatino Linotype"/>
+              <w:szCs w:val="28"/>
+              <w:lang w:val="en-US"/>
+            </w:rPr>
+            <w:fldChar w:fldCharType="separate"/>
+          </w:r>
+          <w:r>
+            <w:rPr>
+              <w:rFonts w:hint="eastAsia" w:ascii="SimSun" w:hAnsi="SimSun" w:eastAsia="SimSun" w:cs="SimSun"/>
+              <w:szCs w:val="44"/>
+              <w:lang w:val="en-US" w:eastAsia="zh-CN"/>
+            </w:rPr>
+            <w:t>付録</w:t>
+          </w:r>
+          <w:r>
+            <w:tab/>
+          </w:r>
+          <w:r>
+            <w:fldChar w:fldCharType="begin"/>
+          </w:r>
+          <w:r>
+            <w:instrText xml:space="preserve"> PAGEREF _Toc21344 \h </w:instrText>
+          </w:r>
+          <w:r>
+            <w:fldChar w:fldCharType="separate"/>
+          </w:r>
+          <w:r>
+            <w:t>220</w:t>
           </w:r>
           <w:r>
             <w:fldChar w:fldCharType="end"/>
@@ -2462,7 +2947,7 @@
             <w:bidi w:val="0"/>
             <w:adjustRightInd/>
             <w:snapToGrid/>
-            <w:spacing w:before="180" w:after="180"/>
+            <w:spacing w:before="120" w:after="120"/>
             <w:textAlignment w:val="auto"/>
           </w:pPr>
           <w:r>
@@ -2479,7 +2964,7 @@
               <w:szCs w:val="28"/>
               <w:lang w:val="en-US"/>
             </w:rPr>
-            <w:instrText xml:space="preserve"> HYPERLINK \l _Toc18251 </w:instrText>
+            <w:instrText xml:space="preserve"> HYPERLINK \l _Toc32117 </w:instrText>
           </w:r>
           <w:r>
             <w:rPr>
@@ -2491,12 +2976,25 @@
           </w:r>
           <w:r>
             <w:rPr>
-              <w:rFonts w:hint="default" w:ascii="Palatino Linotype" w:hAnsi="Palatino Linotype" w:cs="Palatino Linotype"/>
+              <w:rFonts w:hint="eastAsia" w:ascii="Yu Gothic" w:hAnsi="Yu Gothic" w:eastAsia="Yu Gothic" w:cs="Yu Gothic"/>
               <w:bCs/>
-              <w:szCs w:val="44"/>
-              <w:lang w:val="en-US" w:eastAsia="zh-CN"/>
             </w:rPr>
-            <w:t>Phần V: BỨC TRANH TOÀN CẢNH VÀ CON NGƯỜI TRONG ĐÓ</w:t>
+            <w:t xml:space="preserve">著者およびTHE </w:t>
+          </w:r>
+          <w:r>
+            <w:rPr>
+              <w:rFonts w:hint="default" w:ascii="Yu Gothic" w:hAnsi="Yu Gothic" w:eastAsia="Yu Gothic" w:cs="Yu Gothic"/>
+              <w:bCs/>
+              <w:lang w:val="en-US"/>
+            </w:rPr>
+            <w:t>LIVES</w:t>
+          </w:r>
+          <w:r>
+            <w:rPr>
+              <w:rFonts w:hint="eastAsia" w:ascii="Yu Gothic" w:hAnsi="Yu Gothic" w:eastAsia="Yu Gothic" w:cs="Yu Gothic"/>
+              <w:bCs/>
+            </w:rPr>
+            <w:t xml:space="preserve"> MEDIAプロジェクトについて</w:t>
           </w:r>
           <w:r>
             <w:tab/>
@@ -2505,418 +3003,13 @@
             <w:fldChar w:fldCharType="begin"/>
           </w:r>
           <w:r>
-            <w:instrText xml:space="preserve"> PAGEREF _Toc18251 \h </w:instrText>
+            <w:instrText xml:space="preserve"> PAGEREF _Toc32117 \h </w:instrText>
           </w:r>
           <w:r>
             <w:fldChar w:fldCharType="separate"/>
           </w:r>
           <w:r>
-            <w:t>208</w:t>
-          </w:r>
-          <w:r>
-            <w:fldChar w:fldCharType="end"/>
-          </w:r>
-          <w:r>
-            <w:rPr>
-              <w:rFonts w:hint="default" w:ascii="Palatino Linotype" w:hAnsi="Palatino Linotype"/>
-              <w:szCs w:val="28"/>
-              <w:lang w:val="en-US"/>
-            </w:rPr>
-            <w:fldChar w:fldCharType="end"/>
-          </w:r>
-        </w:p>
-        <w:p>
-          <w:pPr>
-            <w:pStyle w:val="13"/>
-            <w:keepNext w:val="0"/>
-            <w:keepLines w:val="0"/>
-            <w:pageBreakBefore w:val="0"/>
-            <w:widowControl/>
-            <w:tabs>
-              <w:tab w:val="right" w:leader="dot" w:pos="6087"/>
-            </w:tabs>
-            <w:kinsoku/>
-            <w:wordWrap/>
-            <w:overflowPunct/>
-            <w:topLinePunct w:val="0"/>
-            <w:autoSpaceDE/>
-            <w:autoSpaceDN/>
-            <w:bidi w:val="0"/>
-            <w:adjustRightInd/>
-            <w:snapToGrid/>
-            <w:spacing w:before="180" w:after="180"/>
-            <w:textAlignment w:val="auto"/>
-          </w:pPr>
-          <w:r>
-            <w:rPr>
-              <w:rFonts w:hint="default" w:ascii="Palatino Linotype" w:hAnsi="Palatino Linotype"/>
-              <w:szCs w:val="28"/>
-              <w:lang w:val="en-US"/>
-            </w:rPr>
-            <w:fldChar w:fldCharType="begin"/>
-          </w:r>
-          <w:r>
-            <w:rPr>
-              <w:rFonts w:hint="default" w:ascii="Palatino Linotype" w:hAnsi="Palatino Linotype"/>
-              <w:szCs w:val="28"/>
-              <w:lang w:val="en-US"/>
-            </w:rPr>
-            <w:instrText xml:space="preserve"> HYPERLINK \l _Toc31067 </w:instrText>
-          </w:r>
-          <w:r>
-            <w:rPr>
-              <w:rFonts w:hint="default" w:ascii="Palatino Linotype" w:hAnsi="Palatino Linotype"/>
-              <w:szCs w:val="28"/>
-              <w:lang w:val="en-US"/>
-            </w:rPr>
-            <w:fldChar w:fldCharType="separate"/>
-          </w:r>
-          <w:r>
-            <w:rPr>
-              <w:rFonts w:hint="default" w:ascii="Palatino Linotype" w:hAnsi="Palatino Linotype" w:cs="Palatino Linotype"/>
-              <w:szCs w:val="36"/>
-              <w:lang w:val="en-US" w:eastAsia="zh-CN"/>
-            </w:rPr>
-            <w:t>Chương 17: KIẾN TRÚC FRACTAL - TỪ VI MÔ ĐẾN HỒNG QUAN</w:t>
-          </w:r>
-          <w:r>
-            <w:tab/>
-          </w:r>
-          <w:r>
-            <w:fldChar w:fldCharType="begin"/>
-          </w:r>
-          <w:r>
-            <w:instrText xml:space="preserve"> PAGEREF _Toc31067 \h </w:instrText>
-          </w:r>
-          <w:r>
-            <w:fldChar w:fldCharType="separate"/>
-          </w:r>
-          <w:r>
-            <w:t>208</w:t>
-          </w:r>
-          <w:r>
-            <w:fldChar w:fldCharType="end"/>
-          </w:r>
-          <w:r>
-            <w:rPr>
-              <w:rFonts w:hint="default" w:ascii="Palatino Linotype" w:hAnsi="Palatino Linotype"/>
-              <w:szCs w:val="28"/>
-              <w:lang w:val="en-US"/>
-            </w:rPr>
-            <w:fldChar w:fldCharType="end"/>
-          </w:r>
-        </w:p>
-        <w:p>
-          <w:pPr>
-            <w:pStyle w:val="13"/>
-            <w:keepNext w:val="0"/>
-            <w:keepLines w:val="0"/>
-            <w:pageBreakBefore w:val="0"/>
-            <w:widowControl/>
-            <w:tabs>
-              <w:tab w:val="right" w:leader="dot" w:pos="6087"/>
-            </w:tabs>
-            <w:kinsoku/>
-            <w:wordWrap/>
-            <w:overflowPunct/>
-            <w:topLinePunct w:val="0"/>
-            <w:autoSpaceDE/>
-            <w:autoSpaceDN/>
-            <w:bidi w:val="0"/>
-            <w:adjustRightInd/>
-            <w:snapToGrid/>
-            <w:spacing w:before="180" w:after="180"/>
-            <w:textAlignment w:val="auto"/>
-          </w:pPr>
-          <w:r>
-            <w:rPr>
-              <w:rFonts w:hint="default" w:ascii="Palatino Linotype" w:hAnsi="Palatino Linotype"/>
-              <w:szCs w:val="28"/>
-              <w:lang w:val="en-US"/>
-            </w:rPr>
-            <w:fldChar w:fldCharType="begin"/>
-          </w:r>
-          <w:r>
-            <w:rPr>
-              <w:rFonts w:hint="default" w:ascii="Palatino Linotype" w:hAnsi="Palatino Linotype"/>
-              <w:szCs w:val="28"/>
-              <w:lang w:val="en-US"/>
-            </w:rPr>
-            <w:instrText xml:space="preserve"> HYPERLINK \l _Toc24914 </w:instrText>
-          </w:r>
-          <w:r>
-            <w:rPr>
-              <w:rFonts w:hint="default" w:ascii="Palatino Linotype" w:hAnsi="Palatino Linotype"/>
-              <w:szCs w:val="28"/>
-              <w:lang w:val="en-US"/>
-            </w:rPr>
-            <w:fldChar w:fldCharType="separate"/>
-          </w:r>
-          <w:r>
-            <w:rPr>
-              <w:rFonts w:hint="default" w:ascii="Palatino Linotype" w:hAnsi="Palatino Linotype" w:cs="Palatino Linotype"/>
-              <w:szCs w:val="36"/>
-              <w:lang w:val="en-US" w:eastAsia="zh-CN"/>
-            </w:rPr>
-            <w:t>Chương 18: VƯỢT LÊN LẰN RANH CỦA SỰ QUAN SÁT</w:t>
-          </w:r>
-          <w:r>
-            <w:tab/>
-          </w:r>
-          <w:r>
-            <w:fldChar w:fldCharType="begin"/>
-          </w:r>
-          <w:r>
-            <w:instrText xml:space="preserve"> PAGEREF _Toc24914 \h </w:instrText>
-          </w:r>
-          <w:r>
-            <w:fldChar w:fldCharType="separate"/>
-          </w:r>
-          <w:r>
-            <w:t>219</w:t>
-          </w:r>
-          <w:r>
-            <w:fldChar w:fldCharType="end"/>
-          </w:r>
-          <w:r>
-            <w:rPr>
-              <w:rFonts w:hint="default" w:ascii="Palatino Linotype" w:hAnsi="Palatino Linotype"/>
-              <w:szCs w:val="28"/>
-              <w:lang w:val="en-US"/>
-            </w:rPr>
-            <w:fldChar w:fldCharType="end"/>
-          </w:r>
-        </w:p>
-        <w:p>
-          <w:pPr>
-            <w:pStyle w:val="13"/>
-            <w:keepNext w:val="0"/>
-            <w:keepLines w:val="0"/>
-            <w:pageBreakBefore w:val="0"/>
-            <w:widowControl/>
-            <w:tabs>
-              <w:tab w:val="right" w:leader="dot" w:pos="6087"/>
-            </w:tabs>
-            <w:kinsoku/>
-            <w:wordWrap/>
-            <w:overflowPunct/>
-            <w:topLinePunct w:val="0"/>
-            <w:autoSpaceDE/>
-            <w:autoSpaceDN/>
-            <w:bidi w:val="0"/>
-            <w:adjustRightInd/>
-            <w:snapToGrid/>
-            <w:spacing w:before="180" w:after="180"/>
-            <w:textAlignment w:val="auto"/>
-          </w:pPr>
-          <w:r>
-            <w:rPr>
-              <w:rFonts w:hint="default" w:ascii="Palatino Linotype" w:hAnsi="Palatino Linotype"/>
-              <w:szCs w:val="28"/>
-              <w:lang w:val="en-US"/>
-            </w:rPr>
-            <w:fldChar w:fldCharType="begin"/>
-          </w:r>
-          <w:r>
-            <w:rPr>
-              <w:rFonts w:hint="default" w:ascii="Palatino Linotype" w:hAnsi="Palatino Linotype"/>
-              <w:szCs w:val="28"/>
-              <w:lang w:val="en-US"/>
-            </w:rPr>
-            <w:instrText xml:space="preserve"> HYPERLINK \l _Toc26859 </w:instrText>
-          </w:r>
-          <w:r>
-            <w:rPr>
-              <w:rFonts w:hint="default" w:ascii="Palatino Linotype" w:hAnsi="Palatino Linotype"/>
-              <w:szCs w:val="28"/>
-              <w:lang w:val="en-US"/>
-            </w:rPr>
-            <w:fldChar w:fldCharType="separate"/>
-          </w:r>
-          <w:r>
-            <w:rPr>
-              <w:rFonts w:hint="default" w:ascii="Palatino Linotype" w:hAnsi="Palatino Linotype" w:cs="Palatino Linotype"/>
-              <w:szCs w:val="36"/>
-              <w:lang w:val="en-US" w:eastAsia="zh-CN"/>
-            </w:rPr>
-            <w:t>Chương 19: VŨ TRỤ LÀ TẤM GƯƠNG - Ý NGHĨA CỦA BẠN LÀ GÌ?</w:t>
-          </w:r>
-          <w:r>
-            <w:tab/>
-          </w:r>
-          <w:r>
-            <w:fldChar w:fldCharType="begin"/>
-          </w:r>
-          <w:r>
-            <w:instrText xml:space="preserve"> PAGEREF _Toc26859 \h </w:instrText>
-          </w:r>
-          <w:r>
-            <w:fldChar w:fldCharType="separate"/>
-          </w:r>
-          <w:r>
-            <w:t>229</w:t>
-          </w:r>
-          <w:r>
-            <w:fldChar w:fldCharType="end"/>
-          </w:r>
-          <w:r>
-            <w:rPr>
-              <w:rFonts w:hint="default" w:ascii="Palatino Linotype" w:hAnsi="Palatino Linotype"/>
-              <w:szCs w:val="28"/>
-              <w:lang w:val="en-US"/>
-            </w:rPr>
-            <w:fldChar w:fldCharType="end"/>
-          </w:r>
-        </w:p>
-        <w:p>
-          <w:pPr>
-            <w:pStyle w:val="13"/>
-            <w:keepNext w:val="0"/>
-            <w:keepLines w:val="0"/>
-            <w:pageBreakBefore w:val="0"/>
-            <w:widowControl/>
-            <w:tabs>
-              <w:tab w:val="right" w:leader="dot" w:pos="6087"/>
-            </w:tabs>
-            <w:kinsoku/>
-            <w:wordWrap/>
-            <w:overflowPunct/>
-            <w:topLinePunct w:val="0"/>
-            <w:autoSpaceDE/>
-            <w:autoSpaceDN/>
-            <w:bidi w:val="0"/>
-            <w:adjustRightInd/>
-            <w:snapToGrid/>
-            <w:spacing w:before="180" w:after="180"/>
-            <w:textAlignment w:val="auto"/>
-          </w:pPr>
-          <w:r>
-            <w:rPr>
-              <w:rFonts w:hint="default" w:ascii="Palatino Linotype" w:hAnsi="Palatino Linotype"/>
-              <w:szCs w:val="28"/>
-              <w:lang w:val="en-US"/>
-            </w:rPr>
-            <w:fldChar w:fldCharType="begin"/>
-          </w:r>
-          <w:r>
-            <w:rPr>
-              <w:rFonts w:hint="default" w:ascii="Palatino Linotype" w:hAnsi="Palatino Linotype"/>
-              <w:szCs w:val="28"/>
-              <w:lang w:val="en-US"/>
-            </w:rPr>
-            <w:instrText xml:space="preserve"> HYPERLINK \l _Toc9684 </w:instrText>
-          </w:r>
-          <w:r>
-            <w:rPr>
-              <w:rFonts w:hint="default" w:ascii="Palatino Linotype" w:hAnsi="Palatino Linotype"/>
-              <w:szCs w:val="28"/>
-              <w:lang w:val="en-US"/>
-            </w:rPr>
-            <w:fldChar w:fldCharType="separate"/>
-          </w:r>
-          <w:r>
-            <w:rPr>
-              <w:rFonts w:hint="default" w:ascii="Palatino Linotype" w:hAnsi="Palatino Linotype" w:cs="Palatino Linotype"/>
-              <w:szCs w:val="36"/>
-              <w:lang w:val="en-US" w:eastAsia="zh-CN"/>
-            </w:rPr>
-            <w:t>LỜI KẾT: LẮNG NGHE NHỊP THỞ CỦA VŨ TRỤ</w:t>
-          </w:r>
-          <w:r>
-            <w:tab/>
-          </w:r>
-          <w:r>
-            <w:fldChar w:fldCharType="begin"/>
-          </w:r>
-          <w:r>
-            <w:instrText xml:space="preserve"> PAGEREF _Toc9684 \h </w:instrText>
-          </w:r>
-          <w:r>
-            <w:fldChar w:fldCharType="separate"/>
-          </w:r>
-          <w:r>
-            <w:t>238</w:t>
-          </w:r>
-          <w:r>
-            <w:fldChar w:fldCharType="end"/>
-          </w:r>
-          <w:r>
-            <w:rPr>
-              <w:rFonts w:hint="default" w:ascii="Palatino Linotype" w:hAnsi="Palatino Linotype"/>
-              <w:szCs w:val="28"/>
-              <w:lang w:val="en-US"/>
-            </w:rPr>
-            <w:fldChar w:fldCharType="end"/>
-          </w:r>
-        </w:p>
-        <w:p>
-          <w:pPr>
-            <w:pStyle w:val="13"/>
-            <w:keepNext w:val="0"/>
-            <w:keepLines w:val="0"/>
-            <w:pageBreakBefore w:val="0"/>
-            <w:widowControl/>
-            <w:tabs>
-              <w:tab w:val="right" w:leader="dot" w:pos="6087"/>
-            </w:tabs>
-            <w:kinsoku/>
-            <w:wordWrap/>
-            <w:overflowPunct/>
-            <w:topLinePunct w:val="0"/>
-            <w:autoSpaceDE/>
-            <w:autoSpaceDN/>
-            <w:bidi w:val="0"/>
-            <w:adjustRightInd/>
-            <w:snapToGrid/>
-            <w:spacing w:before="180" w:after="180"/>
-            <w:textAlignment w:val="auto"/>
-          </w:pPr>
-          <w:r>
-            <w:rPr>
-              <w:rFonts w:hint="default" w:ascii="Palatino Linotype" w:hAnsi="Palatino Linotype"/>
-              <w:szCs w:val="28"/>
-              <w:lang w:val="en-US"/>
-            </w:rPr>
-            <w:fldChar w:fldCharType="begin"/>
-          </w:r>
-          <w:r>
-            <w:rPr>
-              <w:rFonts w:hint="default" w:ascii="Palatino Linotype" w:hAnsi="Palatino Linotype"/>
-              <w:szCs w:val="28"/>
-              <w:lang w:val="en-US"/>
-            </w:rPr>
-            <w:instrText xml:space="preserve"> HYPERLINK \l _Toc32109 </w:instrText>
-          </w:r>
-          <w:r>
-            <w:rPr>
-              <w:rFonts w:hint="default" w:ascii="Palatino Linotype" w:hAnsi="Palatino Linotype"/>
-              <w:szCs w:val="28"/>
-              <w:lang w:val="en-US"/>
-            </w:rPr>
-            <w:fldChar w:fldCharType="separate"/>
-          </w:r>
-          <w:r>
-            <w:rPr>
-              <w:rFonts w:hint="default" w:ascii="Palatino Linotype" w:hAnsi="Palatino Linotype" w:cs="Palatino Linotype"/>
-              <w:szCs w:val="36"/>
-              <w:lang w:val="en-US" w:eastAsia="zh-CN"/>
-            </w:rPr>
-            <w:t>PHỤ LỤC</w:t>
-          </w:r>
-          <w:r>
-            <w:tab/>
-          </w:r>
-          <w:r>
-            <w:fldChar w:fldCharType="begin"/>
-          </w:r>
-          <w:r>
-            <w:instrText xml:space="preserve"> PAGEREF _Toc32109 \h </w:instrText>
-          </w:r>
-          <w:r>
-            <w:fldChar w:fldCharType="separate"/>
-          </w:r>
-          <w:r>
-            <w:t>241</w:t>
+            <w:t>224</w:t>
           </w:r>
           <w:r>
             <w:fldChar w:fldCharType="end"/>
@@ -2991,6 +3084,8 @@
         </w:rPr>
         <w:br w:type="page"/>
       </w:r>
+      <w:bookmarkStart w:id="28" w:name="_GoBack"/>
+      <w:bookmarkEnd w:id="28"/>
     </w:p>
     <w:p>
       <w:pPr>
@@ -3497,6 +3592,7 @@
           <w:szCs w:val="52"/>
         </w:rPr>
       </w:pPr>
+      <w:bookmarkStart w:id="1" w:name="_Toc26138"/>
       <w:r>
         <w:rPr>
           <w:rFonts w:hint="eastAsia" w:ascii="SimSun" w:hAnsi="SimSun" w:eastAsia="SimSun" w:cs="SimSun"/>
@@ -3507,6 +3603,7 @@
         </w:rPr>
         <w:t>第一部：忘れられた基盤</w:t>
       </w:r>
+      <w:bookmarkEnd w:id="1"/>
     </w:p>
     <w:p>
       <w:pPr>
@@ -3596,6 +3693,7 @@
           <w:szCs w:val="44"/>
         </w:rPr>
       </w:pPr>
+      <w:bookmarkStart w:id="2" w:name="_Toc24978"/>
       <w:r>
         <w:rPr>
           <w:rFonts w:hint="eastAsia" w:ascii="SimSun" w:hAnsi="SimSun" w:eastAsia="SimSun" w:cs="SimSun"/>
@@ -3604,6 +3702,7 @@
         </w:rPr>
         <w:t>第一章：科学の周縁にある大いなる問い ― 網と大洋の沈黙</w:t>
       </w:r>
+      <w:bookmarkEnd w:id="2"/>
     </w:p>
     <w:p>
       <w:pPr>
@@ -5691,6 +5790,7 @@
           <w:lang w:val="en-US" w:eastAsia="zh-CN"/>
         </w:rPr>
       </w:pPr>
+      <w:bookmarkStart w:id="3" w:name="_Toc15309"/>
       <w:r>
         <w:rPr>
           <w:rFonts w:hint="eastAsia" w:ascii="SimSun" w:hAnsi="SimSun" w:eastAsia="SimSun" w:cs="SimSun"/>
@@ -5700,6 +5800,7 @@
         </w:rPr>
         <w:t>第二章：意識と物質 ― 双方向の関係</w:t>
       </w:r>
+      <w:bookmarkEnd w:id="3"/>
     </w:p>
     <w:p>
       <w:pPr>
@@ -7550,6 +7651,7 @@
           <w:lang w:val="en-US" w:eastAsia="zh-CN"/>
         </w:rPr>
       </w:pPr>
+      <w:bookmarkStart w:id="4" w:name="_Toc15591"/>
       <w:r>
         <w:rPr>
           <w:rFonts w:hint="default" w:ascii="SimSun" w:hAnsi="SimSun" w:eastAsia="SimSun" w:cs="SimSun"/>
@@ -7559,6 +7661,7 @@
         </w:rPr>
         <w:t>第三章：内蔵秩序と量子宇宙</w:t>
       </w:r>
+      <w:bookmarkEnd w:id="4"/>
     </w:p>
     <w:p>
       <w:pPr>
@@ -9976,6 +10079,7 @@
           <w:szCs w:val="52"/>
         </w:rPr>
       </w:pPr>
+      <w:bookmarkStart w:id="5" w:name="_Toc26921"/>
       <w:r>
         <w:rPr>
           <w:rFonts w:hint="eastAsia" w:ascii="SimSun" w:hAnsi="SimSun" w:eastAsia="SimSun" w:cs="SimSun"/>
@@ -9986,6 +10090,7 @@
         </w:rPr>
         <w:t>第二部：実在の地図</w:t>
       </w:r>
+      <w:bookmarkEnd w:id="5"/>
     </w:p>
     <w:p>
       <w:pPr>
@@ -10137,6 +10242,7 @@
           <w:lang w:val="en-US" w:eastAsia="zh-CN"/>
         </w:rPr>
       </w:pPr>
+      <w:bookmarkStart w:id="6" w:name="_Toc30949"/>
       <w:r>
         <w:rPr>
           <w:rFonts w:hint="eastAsia" w:ascii="SimSun" w:hAnsi="SimSun" w:eastAsia="SimSun" w:cs="SimSun"/>
@@ -10146,6 +10252,7 @@
         </w:rPr>
         <w:t>第四章：構造の地図 ― 元素周期表</w:t>
       </w:r>
+      <w:bookmarkEnd w:id="6"/>
     </w:p>
     <w:p>
       <w:pPr>
@@ -11086,6 +11193,7 @@
           <w:lang w:val="en-US" w:eastAsia="zh-CN"/>
         </w:rPr>
       </w:pPr>
+      <w:bookmarkStart w:id="7" w:name="_Toc25240"/>
       <w:r>
         <w:rPr>
           <w:rFonts w:hint="eastAsia" w:ascii="SimSun" w:hAnsi="SimSun" w:eastAsia="SimSun" w:cs="SimSun"/>
@@ -11095,6 +11203,7 @@
         </w:rPr>
         <w:t>第五章：流れの地図 ― 五行とエネルギー</w:t>
       </w:r>
+      <w:bookmarkEnd w:id="7"/>
     </w:p>
     <w:p>
       <w:pPr>
@@ -12900,6 +13009,7 @@
           <w:lang w:val="en-US" w:eastAsia="zh-CN"/>
         </w:rPr>
       </w:pPr>
+      <w:bookmarkStart w:id="8" w:name="_Toc6010"/>
       <w:r>
         <w:rPr>
           <w:rFonts w:hint="default" w:ascii="SimSun" w:hAnsi="SimSun" w:eastAsia="SimSun" w:cs="SimSun"/>
@@ -12909,6 +13019,7 @@
         </w:rPr>
         <w:t>第六章：転化の地図 ― 修煉の世界観</w:t>
       </w:r>
+      <w:bookmarkEnd w:id="8"/>
     </w:p>
     <w:p>
       <w:pPr>
@@ -13602,21 +13713,7 @@
           <w:szCs w:val="28"/>
           <w:shd w:val="clear" w:fill="FFFFFF"/>
         </w:rPr>
-        <w:t>（ごう）は、黒色で、粗く重い物質として描写さ</w:t>
-      </w:r>
-      <w:r>
-        <w:rPr>
-          <w:rFonts w:hint="eastAsia" w:ascii="SimSun" w:hAnsi="SimSun" w:eastAsia="SimSun" w:cs="SimSun"/>
-          <w:i w:val="0"/>
-          <w:iCs w:val="0"/>
-          <w:caps w:val="0"/>
-          <w:color w:val="1A1C1E"/>
-          <w:spacing w:val="0"/>
-          <w:sz w:val="28"/>
-          <w:szCs w:val="28"/>
-          <w:shd w:val="clear" w:fill="FFFFFF"/>
-        </w:rPr>
-        <w:t>れる。人が悪事を働いたり、他者を傷つけたり、あるいは嫉妬や憎悪の心を抱いたりするときに生み出される。</w:t>
+        <w:t>（ごう）は、黒色で、粗く重い物質として描写される。人が悪事を働いたり、他者を傷つけたり、あるいは嫉妬や憎悪の心を抱いたりするときに生み出される。</w:t>
       </w:r>
     </w:p>
     <w:p>
@@ -14126,21 +14223,7 @@
           <w:szCs w:val="28"/>
           <w:shd w:val="clear" w:fill="FFFFFF"/>
         </w:rPr>
-        <w:t>肉身不壊：一</w:t>
-      </w:r>
-      <w:r>
-        <w:rPr>
-          <w:rFonts w:hint="eastAsia" w:ascii="SimSun" w:hAnsi="SimSun" w:eastAsia="SimSun" w:cs="SimSun"/>
-          <w:i w:val="0"/>
-          <w:iCs w:val="0"/>
-          <w:caps w:val="0"/>
-          <w:color w:val="1A1C1E"/>
-          <w:spacing w:val="0"/>
-          <w:sz w:val="28"/>
-          <w:szCs w:val="28"/>
-          <w:shd w:val="clear" w:fill="FFFFFF"/>
-        </w:rPr>
-        <w:t>部の修行を積んだ高僧の遺体が、死後、自然に腐敗することなく、柔らかさを保ち、時には髪や爪が伸び続けるという現象。これは、彼らの物理的な身体が、もはや通常の生物学的分解の法則に従わない、微細な物質に大部分が置き換えられたことの証拠と見なされる。</w:t>
+        <w:t>肉身不壊：一部の修行を積んだ高僧の遺体が、死後、自然に腐敗することなく、柔らかさを保ち、時には髪や爪が伸び続けるという現象。これは、彼らの物理的な身体が、もはや通常の生物学的分解の法則に従わない、微細な物質に大部分が置き換えられたことの証拠と見なされる。</w:t>
       </w:r>
     </w:p>
     <w:p>
@@ -14700,6 +14783,7 @@
           <w:lang w:val="en-US" w:eastAsia="zh-CN"/>
         </w:rPr>
       </w:pPr>
+      <w:bookmarkStart w:id="9" w:name="_Toc11477"/>
       <w:r>
         <w:rPr>
           <w:rFonts w:hint="eastAsia" w:ascii="SimSun" w:hAnsi="SimSun" w:eastAsia="SimSun" w:cs="SimSun"/>
@@ -14709,6 +14793,7 @@
         </w:rPr>
         <w:t>第七章：多次元の地図 ― 弦理論からバミューダトライアングルまで</w:t>
       </w:r>
+      <w:bookmarkEnd w:id="9"/>
     </w:p>
     <w:p>
       <w:pPr>
@@ -15386,21 +15471,7 @@
           <w:szCs w:val="28"/>
           <w:shd w:val="clear" w:fill="FFFFFF"/>
         </w:rPr>
-        <w:t>バミュ</w:t>
-      </w:r>
-      <w:r>
-        <w:rPr>
-          <w:rFonts w:hint="eastAsia" w:ascii="SimSun" w:hAnsi="SimSun" w:eastAsia="SimSun" w:cs="SimSun"/>
-          <w:i w:val="0"/>
-          <w:iCs w:val="0"/>
-          <w:caps w:val="0"/>
-          <w:color w:val="1A1C1E"/>
-          <w:spacing w:val="0"/>
-          <w:sz w:val="28"/>
-          <w:szCs w:val="28"/>
-          <w:shd w:val="clear" w:fill="FFFFFF"/>
-        </w:rPr>
-        <w:t>ーダトライアングルとその他の神秘的な「渦領域」：バミューダトライアングルで船や飛行機が跡形もなく消えるという話は、大衆文化の一部となっている。多くのケースが悪天候や人為的ミスによって証明されているものの、依然として説明のつかない失踪事件が残っている。</w:t>
+        <w:t>バミューダトライアングルとその他の神秘的な「渦領域」：バミューダトライアングルで船や飛行機が跡形もなく消えるという話は、大衆文化の一部となっている。多くのケースが悪天候や人為的ミスによって証明されているものの、依然として説明のつかない失踪事件が残っている。</w:t>
       </w:r>
     </w:p>
     <w:p>
@@ -15819,21 +15890,7 @@
           <w:szCs w:val="28"/>
           <w:shd w:val="clear" w:fill="FFFFFF"/>
         </w:rPr>
-        <w:t>ある地点から消え、ほんの一瞬のうちに数十キロメート</w:t>
-      </w:r>
-      <w:r>
-        <w:rPr>
-          <w:rFonts w:hint="eastAsia" w:ascii="SimSun" w:hAnsi="SimSun" w:eastAsia="SimSun" w:cs="SimSun"/>
-          <w:i w:val="0"/>
-          <w:iCs w:val="0"/>
-          <w:caps w:val="0"/>
-          <w:color w:val="1A1C1E"/>
-          <w:spacing w:val="0"/>
-          <w:sz w:val="28"/>
-          <w:szCs w:val="28"/>
-          <w:shd w:val="clear" w:fill="FFFFFF"/>
-        </w:rPr>
-        <w:t>ル離れた別の地点に再び現れる。</w:t>
+        <w:t>ある地点から消え、ほんの一瞬のうちに数十キロメートル離れた別の地点に再び現れる。</w:t>
       </w:r>
     </w:p>
     <w:p>
@@ -15967,21 +16024,7 @@
           <w:szCs w:val="28"/>
           <w:shd w:val="clear" w:fill="FFFFFF"/>
         </w:rPr>
-        <w:t>瞬時の加速は、推進システムではなく、私たちの空間の別の</w:t>
-      </w:r>
-      <w:r>
-        <w:rPr>
-          <w:rFonts w:hint="eastAsia" w:ascii="SimSun" w:hAnsi="SimSun" w:eastAsia="SimSun" w:cs="SimSun"/>
-          <w:i w:val="0"/>
-          <w:iCs w:val="0"/>
-          <w:caps w:val="0"/>
-          <w:color w:val="1A1C1E"/>
-          <w:spacing w:val="0"/>
-          <w:sz w:val="28"/>
-          <w:szCs w:val="28"/>
-          <w:shd w:val="clear" w:fill="FFFFFF"/>
-        </w:rPr>
-        <w:t>位置へ「再突入」する行為であるかもしれない。</w:t>
+        <w:t>瞬時の加速は、推進システムではなく、私たちの空間の別の位置へ「再突入」する行為であるかもしれない。</w:t>
       </w:r>
     </w:p>
     <w:p>
@@ -16198,6 +16241,7 @@
           <w:lang w:val="en-US" w:eastAsia="zh-CN"/>
         </w:rPr>
       </w:pPr>
+      <w:bookmarkStart w:id="10" w:name="_Toc29420"/>
       <w:r>
         <w:rPr>
           <w:rFonts w:hint="eastAsia" w:ascii="SimSun" w:hAnsi="SimSun" w:eastAsia="SimSun" w:cs="SimSun"/>
@@ -16207,6 +16251,7 @@
         </w:rPr>
         <w:t>第八章：存在の境地</w:t>
       </w:r>
+      <w:bookmarkEnd w:id="10"/>
     </w:p>
     <w:p>
       <w:pPr>
@@ -16785,21 +16830,7 @@
           <w:szCs w:val="28"/>
           <w:shd w:val="clear" w:fill="FFFFFF"/>
         </w:rPr>
-        <w:t>光の本質：天国は常に光に満ちた場所として描写される――それは眩い光ではなく、輝かしく清らかな光である。そこにいる生命体（神、天使、菩薩）もまた、しばしば体が光を放っていると描写される。これは、より高い振動数を持つ世界という考えと完</w:t>
-      </w:r>
-      <w:r>
-        <w:rPr>
-          <w:rFonts w:hint="eastAsia" w:ascii="SimSun" w:hAnsi="SimSun" w:eastAsia="SimSun" w:cs="SimSun"/>
-          <w:i w:val="0"/>
-          <w:iCs w:val="0"/>
-          <w:caps w:val="0"/>
-          <w:color w:val="1A1C1E"/>
-          <w:spacing w:val="0"/>
-          <w:sz w:val="28"/>
-          <w:szCs w:val="28"/>
-          <w:shd w:val="clear" w:fill="FFFFFF"/>
-        </w:rPr>
-        <w:t>全に一致する。そこでは、物質はより微細になり、光のエネルギー的な本質に近くなる。</w:t>
+        <w:t>光の本質：天国は常に光に満ちた場所として描写される――それは眩い光ではなく、輝かしく清らかな光である。そこにいる生命体（神、天使、菩薩）もまた、しばしば体が光を放っていると描写される。これは、より高い振動数を持つ世界という考えと完全に一致する。そこでは、物質はより微細になり、光のエネルギー的な本質に近くなる。</w:t>
       </w:r>
     </w:p>
     <w:p>
@@ -16844,21 +16875,7 @@
           <w:szCs w:val="28"/>
           <w:shd w:val="clear" w:fill="FFFFFF"/>
         </w:rPr>
-        <w:t>異なる時間</w:t>
-      </w:r>
-      <w:r>
-        <w:rPr>
-          <w:rFonts w:hint="eastAsia" w:ascii="SimSun" w:hAnsi="SimSun" w:eastAsia="SimSun" w:cs="SimSun"/>
-          <w:i w:val="0"/>
-          <w:iCs w:val="0"/>
-          <w:caps w:val="0"/>
-          <w:color w:val="1A1C1E"/>
-          <w:spacing w:val="0"/>
-          <w:sz w:val="28"/>
-          <w:szCs w:val="28"/>
-          <w:shd w:val="clear" w:fill="FFFFFF"/>
-        </w:rPr>
-        <w:t>：もう一つの一般的なモチーフは、天国での時間の流れが、地上とは全く異なるということだ。古典名作『西遊記』では、孫悟空が天廷で官吏になったとき、そこの時間はほんの数日しか経っていないように感じた。しかし、花果山に戻ったとき、彼は下界では700年以上もの歳月が流れていたことを知って愕然とする。同様に、『西方極楽遊記』という書物には、ある法師の体験が記録されている。彼は禅定を通じて極楽世界へと旅をした。彼は自分の旅が約20時間続いたと感じた。しかし、地上の肉体に戻ったとき、彼は実際の時間が六年以上も経過していたことに驚愕した。</w:t>
+        <w:t>異なる時間：もう一つの一般的なモチーフは、天国での時間の流れが、地上とは全く異なるということだ。古典名作『西遊記』では、孫悟空が天廷で官吏になったとき、そこの時間はほんの数日しか経っていないように感じた。しかし、花果山に戻ったとき、彼は下界では700年以上もの歳月が流れていたことを知って愕然とする。同様に、『西方極楽遊記』という書物には、ある法師の体験が記録されている。彼は禅定を通じて極楽世界へと旅をした。彼は自分の旅が約20時間続いたと感じた。しかし、地上の肉体に戻ったとき、彼は実際の時間が六年以上も経過していたことに驚愕した。</w:t>
       </w:r>
     </w:p>
     <w:p>
@@ -17115,21 +17132,7 @@
           <w:szCs w:val="28"/>
           <w:shd w:val="clear" w:fill="FFFFFF"/>
         </w:rPr>
-        <w:t>「一念、世</w:t>
-      </w:r>
-      <w:r>
-        <w:rPr>
-          <w:rFonts w:hint="eastAsia" w:ascii="SimSun" w:hAnsi="SimSun" w:eastAsia="SimSun" w:cs="SimSun"/>
-          <w:i w:val="0"/>
-          <w:iCs w:val="0"/>
-          <w:caps w:val="0"/>
-          <w:color w:val="1A1C1E"/>
-          <w:spacing w:val="0"/>
-          <w:sz w:val="28"/>
-          <w:szCs w:val="28"/>
-          <w:shd w:val="clear" w:fill="FFFFFF"/>
-        </w:rPr>
-        <w:t>界を生ず」（一念生世界）：偉大なる覚者たち（仏陀や主神など）が存在する極めて高い境地においては、創造能力は想像を絶するレベルにある。彼らの</w:t>
+        <w:t>「一念、世界を生ず」（一念生世界）：偉大なる覚者たち（仏陀や主神など）が存在する極めて高い境地においては、創造能力は想像を絶するレベルにある。彼らの</w:t>
       </w:r>
       <w:r>
         <w:rPr>
@@ -17621,6 +17624,7 @@
           <w:szCs w:val="52"/>
         </w:rPr>
       </w:pPr>
+      <w:bookmarkStart w:id="11" w:name="_Toc26528"/>
       <w:r>
         <w:rPr>
           <w:rFonts w:hint="eastAsia" w:ascii="SimSun" w:hAnsi="SimSun" w:eastAsia="SimSun" w:cs="SimSun"/>
@@ -17631,6 +17635,7 @@
         </w:rPr>
         <w:t>第三部：人間の経験からの証拠</w:t>
       </w:r>
+      <w:bookmarkEnd w:id="11"/>
     </w:p>
     <w:p>
       <w:pPr>
@@ -17881,6 +17886,7 @@
           <w:lang w:val="en-US" w:eastAsia="zh-CN"/>
         </w:rPr>
       </w:pPr>
+      <w:bookmarkStart w:id="12" w:name="_Toc26698"/>
       <w:r>
         <w:rPr>
           <w:rFonts w:hint="eastAsia" w:ascii="SimSun" w:hAnsi="SimSun" w:eastAsia="SimSun" w:cs="SimSun"/>
@@ -17890,6 +17896,7 @@
         </w:rPr>
         <w:t>第九章：夢 ― 他の実在への門</w:t>
       </w:r>
+      <w:bookmarkEnd w:id="12"/>
     </w:p>
     <w:p>
       <w:pPr>
@@ -18482,21 +18489,7 @@
           <w:szCs w:val="28"/>
           <w:shd w:val="clear" w:fill="FFFFFF"/>
         </w:rPr>
-        <w:t>潜在的な恐怖と不安：これは悪夢の源である。私たちが最も恐れること――失敗を恐れること、見捨てられることを恐れること、死を恐れること――は、心によって恐ろしいシナリオへと誇張される。東洋の叡智には「自心、魔を生ず」という言葉があり、この言葉は悪夢を生み出すメカニズムの本質を捉えている</w:t>
-      </w:r>
-      <w:r>
-        <w:rPr>
-          <w:rFonts w:hint="eastAsia" w:ascii="SimSun" w:hAnsi="SimSun" w:eastAsia="SimSun" w:cs="SimSun"/>
-          <w:i w:val="0"/>
-          <w:iCs w:val="0"/>
-          <w:caps w:val="0"/>
-          <w:color w:val="1A1C1E"/>
-          <w:spacing w:val="0"/>
-          <w:sz w:val="28"/>
-          <w:szCs w:val="28"/>
-          <w:shd w:val="clear" w:fill="FFFFFF"/>
-        </w:rPr>
-        <w:t>ように思われる。夢の中で私たちを追いかけてくる「怪物」は、どこか見知らぬ場所から来たのではなく、私たち自身の恐怖から生まれたのかもしれない。</w:t>
+        <w:t>潜在的な恐怖と不安：これは悪夢の源である。私たちが最も恐れること――失敗を恐れること、見捨てられることを恐れること、死を恐れること――は、心によって恐ろしいシナリオへと誇張される。東洋の叡智には「自心、魔を生ず」という言葉があり、この言葉は悪夢を生み出すメカニズムの本質を捉えているように思われる。夢の中で私たちを追いかけてくる「怪物」は、どこか見知らぬ場所から来たのではなく、私たち自身の恐怖から生まれたのかもしれない。</w:t>
       </w:r>
     </w:p>
     <w:p>
@@ -18761,21 +18754,7 @@
           <w:szCs w:val="28"/>
           <w:shd w:val="clear" w:fill="FFFFFF"/>
         </w:rPr>
-        <w:t>予言的な体験：いくつかの夢は、これから起こる出</w:t>
-      </w:r>
-      <w:r>
-        <w:rPr>
-          <w:rFonts w:hint="eastAsia" w:ascii="SimSun" w:hAnsi="SimSun" w:eastAsia="SimSun" w:cs="SimSun"/>
-          <w:i w:val="0"/>
-          <w:iCs w:val="0"/>
-          <w:caps w:val="0"/>
-          <w:color w:val="1A1C1E"/>
-          <w:spacing w:val="0"/>
-          <w:sz w:val="28"/>
-          <w:szCs w:val="28"/>
-          <w:shd w:val="clear" w:fill="FFFFFF"/>
-        </w:rPr>
-        <w:t>来事を予兆しているように見える。これは複雑な現象であり、物質世界の線形の時間流から離脱した状態で、元神が未来の出来事の「さざ波」を感じ取る能力を持つ、と解釈することができる。</w:t>
+        <w:t>予言的な体験：いくつかの夢は、これから起こる出来事を予兆しているように見える。これは複雑な現象であり、物質世界の線形の時間流から離脱した状態で、元神が未来の出来事の「さざ波」を感じ取る能力を持つ、と解釈することができる。</w:t>
       </w:r>
     </w:p>
     <w:p>
@@ -19249,6 +19228,7 @@
           <w:lang w:val="en-US" w:eastAsia="zh-CN"/>
         </w:rPr>
       </w:pPr>
+      <w:bookmarkStart w:id="13" w:name="_Toc28399"/>
       <w:r>
         <w:rPr>
           <w:rFonts w:hint="eastAsia" w:ascii="SimSun" w:hAnsi="SimSun" w:eastAsia="SimSun" w:cs="SimSun"/>
@@ -19258,6 +19238,7 @@
         </w:rPr>
         <w:t>第十章：インスピレーション ― 他の実在からの響き</w:t>
       </w:r>
+      <w:bookmarkEnd w:id="13"/>
     </w:p>
     <w:p>
       <w:pPr>
@@ -20707,6 +20688,7 @@
           <w:lang w:val="en-US" w:eastAsia="zh-CN"/>
         </w:rPr>
       </w:pPr>
+      <w:bookmarkStart w:id="14" w:name="_Toc4680"/>
       <w:r>
         <w:rPr>
           <w:rFonts w:hint="eastAsia" w:ascii="SimSun" w:hAnsi="SimSun" w:eastAsia="SimSun" w:cs="SimSun"/>
@@ -20716,6 +20698,7 @@
         </w:rPr>
         <w:t>第十一章：憑依 ― 複数の意識が同じ一つの身体を争うとき</w:t>
       </w:r>
+      <w:bookmarkEnd w:id="14"/>
     </w:p>
     <w:p>
       <w:pPr>
@@ -21481,21 +21464,7 @@
           <w:szCs w:val="28"/>
           <w:shd w:val="clear" w:fill="FFFFFF"/>
         </w:rPr>
-        <w:t>重い業力：過去</w:t>
-      </w:r>
-      <w:r>
-        <w:rPr>
-          <w:rFonts w:hint="eastAsia" w:ascii="SimSun" w:hAnsi="SimSun" w:eastAsia="SimSun" w:cs="SimSun"/>
-          <w:i w:val="0"/>
-          <w:iCs w:val="0"/>
-          <w:caps w:val="0"/>
-          <w:color w:val="1A1C1E"/>
-          <w:spacing w:val="0"/>
-          <w:sz w:val="28"/>
-          <w:szCs w:val="28"/>
-          <w:shd w:val="clear" w:fill="FFFFFF"/>
-        </w:rPr>
-        <w:t>世からの負債は、否定的な繋がりを生み出し、目に見えない世界の「債権者」が、嫌がらせをしたり、憑依したりすることによって、その負債を取り立てる機会を与えることがある。</w:t>
+        <w:t>重い業力：過去世からの負債は、否定的な繋がりを生み出し、目に見えない世界の「債権者」が、嫌がらせをしたり、憑依したりすることによって、その負債を取り立てる機会を与えることがある。</w:t>
       </w:r>
     </w:p>
     <w:p>
@@ -22070,21 +22039,7 @@
           <w:szCs w:val="28"/>
           <w:shd w:val="clear" w:fill="FFFFFF"/>
         </w:rPr>
-        <w:t>「内部の反乱」：これは、主たる「運転手」（主元神）があまりにも弱っているときに、車内の「乗客」（副元神）がハンドルを奪い合うケースである。現れる全ての「人格」は、同じ根源的な本体の一部であり、最初から同じ車に乗っ</w:t>
-      </w:r>
-      <w:r>
-        <w:rPr>
-          <w:rFonts w:hint="eastAsia" w:ascii="SimSun" w:hAnsi="SimSun" w:eastAsia="SimSun" w:cs="SimSun"/>
-          <w:i w:val="0"/>
-          <w:iCs w:val="0"/>
-          <w:caps w:val="0"/>
-          <w:color w:val="1A1C1E"/>
-          <w:spacing w:val="0"/>
-          <w:sz w:val="28"/>
-          <w:szCs w:val="28"/>
-          <w:shd w:val="clear" w:fill="FFFFFF"/>
-        </w:rPr>
-        <w:t>ている。このシナリオは、DIDの記述に最も近い。</w:t>
+        <w:t>「内部の反乱」：これは、主たる「運転手」（主元神）があまりにも弱っているときに、車内の「乗客」（副元神）がハンドルを奪い合うケースである。現れる全ての「人格」は、同じ根源的な本体の一部であり、最初から同じ車に乗っている。このシナリオは、DIDの記述に最も近い。</w:t>
       </w:r>
     </w:p>
     <w:p>
@@ -22357,6 +22312,7 @@
           <w:lang w:val="en-US" w:eastAsia="zh-CN"/>
         </w:rPr>
       </w:pPr>
+      <w:bookmarkStart w:id="15" w:name="_Toc20180"/>
       <w:r>
         <w:rPr>
           <w:rFonts w:hint="eastAsia" w:ascii="SimSun" w:hAnsi="SimSun" w:eastAsia="SimSun" w:cs="SimSun"/>
@@ -22366,6 +22322,7 @@
         </w:rPr>
         <w:t>第十二章：特異功能 ― 意識が物理法則を曲げるとき</w:t>
       </w:r>
+      <w:bookmarkEnd w:id="15"/>
     </w:p>
     <w:p>
       <w:pPr>
@@ -22916,21 +22873,7 @@
           <w:szCs w:val="28"/>
           <w:shd w:val="clear" w:fill="FFFFFF"/>
         </w:rPr>
-        <w:t>種子の発芽促進：最</w:t>
-      </w:r>
-      <w:r>
-        <w:rPr>
-          <w:rFonts w:hint="eastAsia" w:ascii="SimSun" w:hAnsi="SimSun" w:eastAsia="SimSun" w:cs="SimSun"/>
-          <w:i w:val="0"/>
-          <w:iCs w:val="0"/>
-          <w:caps w:val="0"/>
-          <w:color w:val="1A1C1E"/>
-          <w:spacing w:val="0"/>
-          <w:sz w:val="28"/>
-          <w:szCs w:val="28"/>
-          <w:shd w:val="clear" w:fill="FFFFFF"/>
-        </w:rPr>
-        <w:t>も有名な実験の一つは、ある気功師が意念を用いて、種子（例えば豆）をわずか数分で発芽させ、数センチメートル成長させたことである。これは、自然界では何日もかかるプロセスである。</w:t>
+        <w:t>種子の発芽促進：最も有名な実験の一つは、ある気功師が意念を用いて、種子（例えば豆）をわずか数分で発芽させ、数センチメートル成長させたことである。これは、自然界では何日もかかるプロセスである。</w:t>
       </w:r>
     </w:p>
     <w:p>
@@ -23195,21 +23138,7 @@
           <w:szCs w:val="28"/>
           <w:shd w:val="clear" w:fill="FFFFFF"/>
         </w:rPr>
-        <w:t>空中浮揚（レ</w:t>
-      </w:r>
-      <w:r>
-        <w:rPr>
-          <w:rFonts w:hint="eastAsia" w:ascii="SimSun" w:hAnsi="SimSun" w:eastAsia="SimSun" w:cs="SimSun"/>
-          <w:i w:val="0"/>
-          <w:iCs w:val="0"/>
-          <w:caps w:val="0"/>
-          <w:color w:val="1A1C1E"/>
-          <w:spacing w:val="0"/>
-          <w:sz w:val="28"/>
-          <w:szCs w:val="28"/>
-          <w:shd w:val="clear" w:fill="FFFFFF"/>
-        </w:rPr>
-        <w:t>ビテーション）：これは、意識を用いて重力に打ち勝ち、地面から浮かび上がる能力である。この現象は、カトリックの聖人からチベットの禅僧に至るまで、多くの文化で記録されている。</w:t>
+        <w:t>空中浮揚（レビテーション）：これは、意識を用いて重力に打ち勝ち、地面から浮かび上がる能力である。この現象は、カトリックの聖人からチベットの禅僧に至るまで、多くの文化で記録されている。</w:t>
       </w:r>
     </w:p>
     <w:p>
@@ -23694,21 +23623,7 @@
           <w:szCs w:val="28"/>
           <w:shd w:val="clear" w:fill="FFFFFF"/>
         </w:rPr>
-        <w:t>過去視（レトロコグニション）：過去に起こった出来事</w:t>
-      </w:r>
-      <w:r>
-        <w:rPr>
-          <w:rFonts w:hint="eastAsia" w:ascii="SimSun" w:hAnsi="SimSun" w:eastAsia="SimSun" w:cs="SimSun"/>
-          <w:i w:val="0"/>
-          <w:iCs w:val="0"/>
-          <w:caps w:val="0"/>
-          <w:color w:val="1A1C1E"/>
-          <w:spacing w:val="0"/>
-          <w:sz w:val="28"/>
-          <w:szCs w:val="28"/>
-          <w:shd w:val="clear" w:fill="FFFFFF"/>
-        </w:rPr>
-        <w:t>に関する情報、イメージにアクセスする能力。</w:t>
+        <w:t>過去視（レトロコグニション）：過去に起こった出来事に関する情報、イメージにアクセスする能力。</w:t>
       </w:r>
     </w:p>
     <w:p>
@@ -24176,6 +24091,7 @@
           <w:szCs w:val="52"/>
         </w:rPr>
       </w:pPr>
+      <w:bookmarkStart w:id="16" w:name="_Toc27"/>
       <w:r>
         <w:rPr>
           <w:rFonts w:hint="eastAsia" w:ascii="SimSun" w:hAnsi="SimSun" w:eastAsia="SimSun" w:cs="SimSun"/>
@@ -24186,6 +24102,7 @@
         </w:rPr>
         <w:t>第四部：最大の謎を解読する</w:t>
       </w:r>
+      <w:bookmarkEnd w:id="16"/>
     </w:p>
     <w:p>
       <w:pPr>
@@ -24276,6 +24193,7 @@
           <w:lang w:val="en-US" w:eastAsia="zh-CN"/>
         </w:rPr>
       </w:pPr>
+      <w:bookmarkStart w:id="17" w:name="_Toc26483"/>
       <w:r>
         <w:rPr>
           <w:rFonts w:hint="eastAsia" w:ascii="SimSun" w:hAnsi="SimSun" w:eastAsia="SimSun" w:cs="SimSun"/>
@@ -24285,6 +24203,7 @@
         </w:rPr>
         <w:t>第十三章：地球外生命 ― 多次元的な視点</w:t>
       </w:r>
+      <w:bookmarkEnd w:id="17"/>
     </w:p>
     <w:p>
       <w:pPr>
@@ -25955,6 +25874,7 @@
           <w:lang w:val="en-US" w:eastAsia="zh-CN"/>
         </w:rPr>
       </w:pPr>
+      <w:bookmarkStart w:id="18" w:name="_Toc28689"/>
       <w:r>
         <w:rPr>
           <w:rFonts w:hint="eastAsia" w:ascii="SimSun" w:hAnsi="SimSun" w:eastAsia="SimSun" w:cs="SimSun"/>
@@ -25964,6 +25884,7 @@
         </w:rPr>
         <w:t>第十四章：ビッグバン ― 大洋に弾ける泡？！</w:t>
       </w:r>
+      <w:bookmarkEnd w:id="18"/>
     </w:p>
     <w:p>
       <w:pPr>
@@ -26251,21 +26172,7 @@
           <w:szCs w:val="28"/>
           <w:shd w:val="clear" w:fill="FFFFFF"/>
         </w:rPr>
-        <w:t>起源に関する哲学的問題：理論は、全宇宙が一点に圧縮されていたと述べる。しかし、その点はどこから来たのか？それが現れる前に何が存在したのか？通常の論理は、絶</w:t>
-      </w:r>
-      <w:r>
-        <w:rPr>
-          <w:rFonts w:hint="eastAsia" w:ascii="SimSun" w:hAnsi="SimSun" w:eastAsia="SimSun" w:cs="SimSun"/>
-          <w:i w:val="0"/>
-          <w:iCs w:val="0"/>
-          <w:caps w:val="0"/>
-          <w:color w:val="1A1C1E"/>
-          <w:spacing w:val="0"/>
-          <w:sz w:val="28"/>
-          <w:szCs w:val="28"/>
-          <w:shd w:val="clear" w:fill="FFFFFF"/>
-        </w:rPr>
-        <w:t>対的な無から何かが自ずと生じることはないと私たちに告げる。「第一原因」に関する問いは、依然として広大な空白のままである。</w:t>
+        <w:t>起源に関する哲学的問題：理論は、全宇宙が一点に圧縮されていたと述べる。しかし、その点はどこから来たのか？それが現れる前に何が存在したのか？通常の論理は、絶対的な無から何かが自ずと生じることはないと私たちに告げる。「第一原因」に関する問いは、依然として広大な空白のままである。</w:t>
       </w:r>
     </w:p>
     <w:p>
@@ -26316,35 +26223,7 @@
           <w:szCs w:val="28"/>
           <w:shd w:val="clear" w:fill="FFFFFF"/>
         </w:rPr>
-        <w:t>「圧縮」に</w:t>
-      </w:r>
-      <w:r>
-        <w:rPr>
-          <w:rFonts w:hint="eastAsia" w:ascii="SimSun" w:hAnsi="SimSun" w:eastAsia="SimSun" w:cs="SimSun"/>
-          <w:i w:val="0"/>
-          <w:iCs w:val="0"/>
-          <w:caps w:val="0"/>
-          <w:color w:val="1A1C1E"/>
-          <w:spacing w:val="0"/>
-          <w:sz w:val="28"/>
-          <w:szCs w:val="28"/>
-          <w:shd w:val="clear" w:fill="FFFFFF"/>
-        </w:rPr>
-        <w:t>関する物理学的問題：物質の構造を心に描いてみよう。最も固い物体の中でさえ、原子核とその大きさとの間の距離は、太陽と最も近い恒星との間の距離に匹敵するほど広大である。では、「特異点」とは何を意味するのか？それは、何千億もの銀河、各銀河に何兆もの恒星を持つ全宇宙が、何らかの方法で、全ての原子が互いに密着し、さらにそれ以上に圧縮されたことを意味するのか？全ての斥力を打ち破り、全宇宙を砂粒よりも小さな空間に圧縮する</w:t>
-      </w:r>
-      <w:r>
-        <w:rPr>
-          <w:rFonts w:hint="eastAsia" w:ascii="SimSun" w:hAnsi="SimSun" w:eastAsia="SimSun" w:cs="SimSun"/>
-          <w:i w:val="0"/>
-          <w:iCs w:val="0"/>
-          <w:caps w:val="0"/>
-          <w:color w:val="1A1C1E"/>
-          <w:spacing w:val="0"/>
-          <w:sz w:val="28"/>
-          <w:szCs w:val="28"/>
-          <w:shd w:val="clear" w:fill="FFFFFF"/>
-        </w:rPr>
-        <w:t>ほどの、恐るべき力とは何か？そして、もしそのような力が存在するなら、なぜそれは突如として「手を放し」、爆発を許したのか？</w:t>
+        <w:t>「圧縮」に関する物理学的問題：物質の構造を心に描いてみよう。最も固い物体の中でさえ、原子核とその大きさとの間の距離は、太陽と最も近い恒星との間の距離に匹敵するほど広大である。では、「特異点」とは何を意味するのか？それは、何千億もの銀河、各銀河に何兆もの恒星を持つ全宇宙が、何らかの方法で、全ての原子が互いに密着し、さらにそれ以上に圧縮されたことを意味するのか？全ての斥力を打ち破り、全宇宙を砂粒よりも小さな空間に圧縮するほどの、恐るべき力とは何か？そして、もしそのような力が存在するなら、なぜそれは突如として「手を放し」、爆発を許したのか？</w:t>
       </w:r>
     </w:p>
     <w:p>
@@ -26389,21 +26268,7 @@
           <w:szCs w:val="28"/>
           <w:shd w:val="clear" w:fill="FFFFFF"/>
         </w:rPr>
-        <w:t>物質の本質に関する問題：あるいは、別の可能性もあ</w:t>
-      </w:r>
-      <w:r>
-        <w:rPr>
-          <w:rFonts w:hint="eastAsia" w:ascii="SimSun" w:hAnsi="SimSun" w:eastAsia="SimSun" w:cs="SimSun"/>
-          <w:i w:val="0"/>
-          <w:iCs w:val="0"/>
-          <w:caps w:val="0"/>
-          <w:color w:val="1A1C1E"/>
-          <w:spacing w:val="0"/>
-          <w:sz w:val="28"/>
-          <w:szCs w:val="28"/>
-          <w:shd w:val="clear" w:fill="FFFFFF"/>
-        </w:rPr>
-        <w:t>る。その「特異点」が、私たちが知る原子粒子から構成されていなかったという可能性だ。おそらくそれは、元素周期表が全く記述していない、はるかに小さなレベルの微粒子から成り立っていたのかもしれない。しかし、もしそうなら、それは、私たちが原子の世界に基づいて構築した物理法則が、それを記述するには全く役に立たないことを意味する。私たちは、地球の地図を使って、太陽の上で道を探そうとしているのだ。</w:t>
+        <w:t>物質の本質に関する問題：あるいは、別の可能性もある。その「特異点」が、私たちが知る原子粒子から構成されていなかったという可能性だ。おそらくそれは、元素周期表が全く記述していない、はるかに小さなレベルの微粒子から成り立っていたのかもしれない。しかし、もしそうなら、それは、私たちが原子の世界に基づいて構築した物理法則が、それを記述するには全く役に立たないことを意味する。私たちは、地球の地図を使って、太陽の上で道を探そうとしているのだ。</w:t>
       </w:r>
     </w:p>
     <w:p>
@@ -26947,21 +26812,7 @@
           <w:szCs w:val="28"/>
           <w:shd w:val="clear" w:fill="FFFFFF"/>
         </w:rPr>
-        <w:t>あるいは、そ</w:t>
-      </w:r>
-      <w:r>
-        <w:rPr>
-          <w:rFonts w:hint="eastAsia" w:ascii="SimSun" w:hAnsi="SimSun" w:eastAsia="SimSun" w:cs="SimSun"/>
-          <w:i w:val="0"/>
-          <w:iCs w:val="0"/>
-          <w:caps w:val="0"/>
-          <w:color w:val="1A1C1E"/>
-          <w:spacing w:val="0"/>
-          <w:sz w:val="28"/>
-          <w:szCs w:val="28"/>
-          <w:shd w:val="clear" w:fill="FFFFFF"/>
-        </w:rPr>
-        <w:t>れは、さらに大きな構造の内部における、私たちの宇宙クラスターの相対運動に過ぎないのかもしれない。</w:t>
+        <w:t>あるいは、それは、さらに大きな構造の内部における、私たちの宇宙クラスターの相対運動に過ぎないのかもしれない。</w:t>
       </w:r>
     </w:p>
     <w:p>
@@ -28100,6 +27951,7 @@
           <w:lang w:val="en-US" w:eastAsia="zh-CN"/>
         </w:rPr>
       </w:pPr>
+      <w:bookmarkStart w:id="19" w:name="_Toc18872"/>
       <w:r>
         <w:rPr>
           <w:rFonts w:hint="eastAsia" w:ascii="SimSun" w:hAnsi="SimSun" w:eastAsia="SimSun" w:cs="SimSun"/>
@@ -28109,6 +27961,7 @@
         </w:rPr>
         <w:t>第十五章：銀河 ― 宇宙の生きた電気回路</w:t>
       </w:r>
+      <w:bookmarkEnd w:id="19"/>
     </w:p>
     <w:p>
       <w:pPr>
@@ -28959,21 +28812,7 @@
           <w:szCs w:val="28"/>
           <w:shd w:val="clear" w:fill="FFFFFF"/>
         </w:rPr>
-        <w:t>エネルギーの流れがより混沌と、より強力に交差すると</w:t>
-      </w:r>
-      <w:r>
-        <w:rPr>
-          <w:rFonts w:hint="eastAsia" w:ascii="SimSun" w:hAnsi="SimSun" w:eastAsia="SimSun" w:cs="SimSun"/>
-          <w:i w:val="0"/>
-          <w:iCs w:val="0"/>
-          <w:caps w:val="0"/>
-          <w:color w:val="1A1C1E"/>
-          <w:spacing w:val="0"/>
-          <w:sz w:val="28"/>
-          <w:szCs w:val="28"/>
-          <w:shd w:val="clear" w:fill="FFFFFF"/>
-        </w:rPr>
-        <w:t>、楕円銀河（卵形または球形）が創り出されることがある。そこでは、恒星は単一の平面上を回転するのではなく、巨大な蜂の群れのように、ランダムな軌道を描いて移動する。</w:t>
+        <w:t>エネルギーの流れがより混沌と、より強力に交差すると、楕円銀河（卵形または球形）が創り出されることがある。そこでは、恒星は単一の平面上を回転するのではなく、巨大な蜂の群れのように、ランダムな軌道を描いて移動する。</w:t>
       </w:r>
     </w:p>
     <w:p>
@@ -29667,6 +29506,7 @@
           <w:lang w:val="en-US" w:eastAsia="zh-CN"/>
         </w:rPr>
       </w:pPr>
+      <w:bookmarkStart w:id="20" w:name="_Toc5103"/>
       <w:r>
         <w:rPr>
           <w:rFonts w:hint="eastAsia" w:ascii="SimSun" w:hAnsi="SimSun" w:eastAsia="SimSun" w:cs="SimSun"/>
@@ -29676,6 +29516,7 @@
         </w:rPr>
         <w:t>第十六章：ブラックホール、ダークマター、ダークエネルギー ― 再解釈</w:t>
       </w:r>
+      <w:bookmarkEnd w:id="20"/>
     </w:p>
     <w:p>
       <w:pPr>
@@ -31119,6 +30960,7 @@
           <w:szCs w:val="52"/>
         </w:rPr>
       </w:pPr>
+      <w:bookmarkStart w:id="21" w:name="_Toc23216"/>
       <w:r>
         <w:rPr>
           <w:rFonts w:hint="eastAsia" w:ascii="SimSun" w:hAnsi="SimSun" w:eastAsia="SimSun" w:cs="SimSun"/>
@@ -31129,6 +30971,7 @@
         </w:rPr>
         <w:t>第五部：全体像とその中の人間</w:t>
       </w:r>
+      <w:bookmarkEnd w:id="21"/>
     </w:p>
     <w:p>
       <w:pPr>
@@ -31219,6 +31062,7 @@
           <w:lang w:val="en-US" w:eastAsia="zh-CN"/>
         </w:rPr>
       </w:pPr>
+      <w:bookmarkStart w:id="22" w:name="_Toc21868"/>
       <w:r>
         <w:rPr>
           <w:rFonts w:hint="eastAsia" w:ascii="SimSun" w:hAnsi="SimSun" w:eastAsia="SimSun" w:cs="SimSun"/>
@@ -31228,6 +31072,7 @@
         </w:rPr>
         <w:t>第十七章：フラクタル構造 ― ミクロからマクロまで</w:t>
       </w:r>
+      <w:bookmarkEnd w:id="22"/>
     </w:p>
     <w:p>
       <w:pPr>
@@ -31808,21 +31653,7 @@
           <w:szCs w:val="28"/>
           <w:shd w:val="clear" w:fill="FFFFFF"/>
         </w:rPr>
-        <w:t>一つの銀</w:t>
-      </w:r>
-      <w:r>
-        <w:rPr>
-          <w:rFonts w:hint="eastAsia" w:ascii="SimSun" w:hAnsi="SimSun" w:eastAsia="SimSun" w:cs="SimSun"/>
-          <w:i w:val="0"/>
-          <w:iCs w:val="0"/>
-          <w:caps w:val="0"/>
-          <w:color w:val="1A1C1E"/>
-          <w:spacing w:val="0"/>
-          <w:sz w:val="28"/>
-          <w:szCs w:val="28"/>
-          <w:shd w:val="clear" w:fill="FFFFFF"/>
-        </w:rPr>
-        <w:t>河：何十億もの太陽系が、銀河の中心の周りを回っている。</w:t>
+        <w:t>一つの銀河：何十億もの太陽系が、銀河の中心の周りを回っている。</w:t>
       </w:r>
     </w:p>
     <w:p>
@@ -32010,21 +31841,7 @@
           <w:szCs w:val="28"/>
           <w:shd w:val="clear" w:fill="FFFFFF"/>
         </w:rPr>
-        <w:t>マクロな</w:t>
-      </w:r>
-      <w:r>
-        <w:rPr>
-          <w:rFonts w:hint="eastAsia" w:ascii="SimSun" w:hAnsi="SimSun" w:eastAsia="SimSun" w:cs="SimSun"/>
-          <w:i w:val="0"/>
-          <w:iCs w:val="0"/>
-          <w:caps w:val="0"/>
-          <w:color w:val="1A1C1E"/>
-          <w:spacing w:val="0"/>
-          <w:sz w:val="28"/>
-          <w:szCs w:val="28"/>
-          <w:shd w:val="clear" w:fill="FFFFFF"/>
-        </w:rPr>
-        <w:t>方向へ：銀河は空間にランダムに分布しているわけではない。それらは集まって銀河団を形成する。銀河団はさらに集まって超銀河団を形成する。そして、これらの超銀河団は、巨大なフィラメント状の構造へと配列され、「宇宙の網」（コズミック・ウェブ）を形成する。各レベルは、その前のレベルのより大きなバージョンのように見える。</w:t>
+        <w:t>マクロな方向へ：銀河は空間にランダムに分布しているわけではない。それらは集まって銀河団を形成する。銀河団はさらに集まって超銀河団を形成する。そして、これらの超銀河団は、巨大なフィラメント状の構造へと配列され、「宇宙の網」（コズミック・ウェブ）を形成する。各レベルは、その前のレベルのより大きなバージョンのように見える。</w:t>
       </w:r>
     </w:p>
     <w:p>
@@ -32078,6 +31895,7 @@
         <w:keepLines w:val="0"/>
         <w:widowControl/>
         <w:numPr>
+          <w:ilvl w:val="0"/>
           <w:numId w:val="0"/>
         </w:numPr>
         <w:suppressLineNumbers w:val="0"/>
@@ -32280,21 +32098,7 @@
           <w:szCs w:val="28"/>
           <w:shd w:val="clear" w:fill="FFFFFF"/>
         </w:rPr>
-        <w:t>これらの「粒子」から、太陽系、銀河、銀河団といった</w:t>
-      </w:r>
-      <w:r>
-        <w:rPr>
-          <w:rFonts w:hint="eastAsia" w:ascii="SimSun" w:hAnsi="SimSun" w:eastAsia="SimSun" w:cs="SimSun"/>
-          <w:i w:val="0"/>
-          <w:iCs w:val="0"/>
-          <w:caps w:val="0"/>
-          <w:color w:val="1A1C1E"/>
-          <w:spacing w:val="0"/>
-          <w:sz w:val="28"/>
-          <w:szCs w:val="28"/>
-          <w:shd w:val="clear" w:fill="FFFFFF"/>
-        </w:rPr>
-        <w:t>、より複雑な中間構造が形成される。</w:t>
+        <w:t>これらの「粒子」から、太陽系、銀河、銀河団といった、より複雑な中間構造が形成される。</w:t>
       </w:r>
     </w:p>
     <w:p>
@@ -32543,6 +32347,7 @@
         <w:pageBreakBefore w:val="0"/>
         <w:widowControl/>
         <w:numPr>
+          <w:ilvl w:val="0"/>
           <w:numId w:val="0"/>
         </w:numPr>
         <w:suppressLineNumbers w:val="0"/>
@@ -33163,6 +32968,7 @@
           <w:lang w:val="en-US" w:eastAsia="zh-CN"/>
         </w:rPr>
       </w:pPr>
+      <w:bookmarkStart w:id="23" w:name="_Toc31406"/>
       <w:r>
         <w:rPr>
           <w:rFonts w:hint="eastAsia" w:ascii="SimSun" w:hAnsi="SimSun" w:eastAsia="SimSun" w:cs="SimSun"/>
@@ -33172,6 +32978,7 @@
         </w:rPr>
         <w:t>第十八章：観測の境界を超えて</w:t>
       </w:r>
+      <w:bookmarkEnd w:id="23"/>
     </w:p>
     <w:p>
       <w:pPr>
@@ -33555,21 +33362,7 @@
           <w:szCs w:val="28"/>
           <w:shd w:val="clear" w:fill="FFFFFF"/>
         </w:rPr>
-        <w:t>意識に関する</w:t>
-      </w:r>
-      <w:r>
-        <w:rPr>
-          <w:rFonts w:hint="eastAsia" w:ascii="SimSun" w:hAnsi="SimSun" w:eastAsia="SimSun" w:cs="SimSun"/>
-          <w:i w:val="0"/>
-          <w:iCs w:val="0"/>
-          <w:caps w:val="0"/>
-          <w:color w:val="1A1C1E"/>
-          <w:spacing w:val="0"/>
-          <w:sz w:val="28"/>
-          <w:szCs w:val="28"/>
-          <w:shd w:val="clear" w:fill="FFFFFF"/>
-        </w:rPr>
-        <w:t>問い：意識はどこから来たのか？なぜ一つの思考が物質を制御できるのか？夢、インスピレーション、あるいは非凡な能力といった人間の深遠な経験は、単なる脳の幻覚に過ぎないのか？</w:t>
+        <w:t>意識に関する問い：意識はどこから来たのか？なぜ一つの思考が物質を制御できるのか？夢、インスピレーション、あるいは非凡な能力といった人間の深遠な経験は、単なる脳の幻覚に過ぎないのか？</w:t>
       </w:r>
     </w:p>
     <w:p>
@@ -33980,21 +33773,7 @@
           <w:szCs w:val="28"/>
           <w:shd w:val="clear" w:fill="FFFFFF"/>
         </w:rPr>
-        <w:t>禅定につ</w:t>
-      </w:r>
-      <w:r>
-        <w:rPr>
-          <w:rFonts w:hint="eastAsia" w:ascii="SimSun" w:hAnsi="SimSun" w:eastAsia="SimSun" w:cs="SimSun"/>
-          <w:i w:val="0"/>
-          <w:iCs w:val="0"/>
-          <w:caps w:val="0"/>
-          <w:color w:val="1A1C1E"/>
-          <w:spacing w:val="0"/>
-          <w:sz w:val="28"/>
-          <w:szCs w:val="28"/>
-          <w:shd w:val="clear" w:fill="FFFFFF"/>
-        </w:rPr>
-        <w:t>いて：多くの法門において、禅定は補助的な技術と見なされる。それは、混沌とした思考の流れの「雑音を静め」、深い内観に必要な静寂の状態を生み出すための方法として描写される。それは、超高感度の検出器が最も微弱な信号を記録できるように、それを冷却するようなものだと心に描くことができる。全ての修養の道が禅定を強調するわけではないが、それがもたらす内なる静寂は、非常に有益な条件であるように思われる。</w:t>
+        <w:t>禅定について：多くの法門において、禅定は補助的な技術と見なされる。それは、混沌とした思考の流れの「雑音を静め」、深い内観に必要な静寂の状態を生み出すための方法として描写される。それは、超高感度の検出器が最も微弱な信号を記録できるように、それを冷却するようなものだと心に描くことができる。全ての修養の道が禅定を強調するわけではないが、それがもたらす内なる静寂は、非常に有益な条件であるように思われる。</w:t>
       </w:r>
     </w:p>
     <w:p>
@@ -34610,6 +34389,7 @@
           <w:lang w:val="en-US" w:eastAsia="zh-CN"/>
         </w:rPr>
       </w:pPr>
+      <w:bookmarkStart w:id="24" w:name="_Toc821"/>
       <w:r>
         <w:rPr>
           <w:rFonts w:hint="eastAsia" w:ascii="SimSun" w:hAnsi="SimSun" w:eastAsia="SimSun" w:cs="SimSun"/>
@@ -34619,6 +34399,7 @@
         </w:rPr>
         <w:t>第十九章：宇宙は鏡 ― あなたの意味とは何か？</w:t>
       </w:r>
+      <w:bookmarkEnd w:id="24"/>
     </w:p>
     <w:p>
       <w:pPr>
@@ -35893,6 +35674,7 @@
           <w:lang w:val="en-US" w:eastAsia="zh-CN"/>
         </w:rPr>
       </w:pPr>
+      <w:bookmarkStart w:id="25" w:name="_Toc5801"/>
       <w:r>
         <w:rPr>
           <w:rFonts w:hint="eastAsia" w:ascii="SimSun" w:hAnsi="SimSun" w:eastAsia="SimSun" w:cs="SimSun"/>
@@ -35902,6 +35684,7 @@
         </w:rPr>
         <w:t>結び：宇宙の呼吸に耳を澄ます</w:t>
       </w:r>
+      <w:bookmarkEnd w:id="25"/>
     </w:p>
     <w:p>
       <w:pPr>
@@ -36387,6 +36170,7 @@
           <w:lang w:val="en-US" w:eastAsia="zh-CN"/>
         </w:rPr>
       </w:pPr>
+      <w:bookmarkStart w:id="26" w:name="_Toc21344"/>
       <w:r>
         <w:rPr>
           <w:rFonts w:hint="eastAsia" w:ascii="SimSun" w:hAnsi="SimSun" w:eastAsia="SimSun" w:cs="SimSun"/>
@@ -36396,6 +36180,7 @@
         </w:rPr>
         <w:t>付録</w:t>
       </w:r>
+      <w:bookmarkEnd w:id="26"/>
     </w:p>
     <w:p>
       <w:pPr>
@@ -36848,21 +36633,7 @@
           <w:szCs w:val="28"/>
           <w:shd w:val="clear" w:fill="FFFFFF"/>
         </w:rPr>
-        <w:t xml:space="preserve"> 修煉の世界観において、これらは抽象的な道徳概念ではなく、実在する二種類の物質である</w:t>
-      </w:r>
-      <w:r>
-        <w:rPr>
-          <w:rFonts w:hint="eastAsia" w:ascii="SimSun" w:hAnsi="SimSun" w:eastAsia="SimSun" w:cs="SimSun"/>
-          <w:i w:val="0"/>
-          <w:iCs w:val="0"/>
-          <w:caps w:val="0"/>
-          <w:color w:val="1A1C1E"/>
-          <w:spacing w:val="0"/>
-          <w:sz w:val="28"/>
-          <w:szCs w:val="28"/>
-          <w:shd w:val="clear" w:fill="FFFFFF"/>
-        </w:rPr>
-        <w:t>。「徳」とは、善行を積んだり、苦難に耐えたりすることから蓄積される、白色の物質である。「業」とは、悪事を働くことから生じる、黒色の物質である。</w:t>
+        <w:t xml:space="preserve"> 修煉の世界観において、これらは抽象的な道徳概念ではなく、実在する二種類の物質である。「徳」とは、善行を積んだり、苦難に耐えたりすることから蓄積される、白色の物質である。「業」とは、悪事を働くことから生じる、黒色の物質である。</w:t>
       </w:r>
     </w:p>
     <w:p>
@@ -37561,6 +37332,7 @@
         <w:keepLines w:val="0"/>
         <w:widowControl/>
         <w:numPr>
+          <w:ilvl w:val="0"/>
           <w:numId w:val="0"/>
         </w:numPr>
         <w:suppressLineNumbers w:val="0"/>
@@ -37675,6 +37447,7 @@
           <w:bCs/>
         </w:rPr>
       </w:pPr>
+      <w:bookmarkStart w:id="27" w:name="_Toc32117"/>
       <w:r>
         <w:rPr>
           <w:rFonts w:hint="eastAsia" w:ascii="Yu Gothic" w:hAnsi="Yu Gothic" w:eastAsia="Yu Gothic" w:cs="Yu Gothic"/>
@@ -37700,6 +37473,7 @@
         </w:rPr>
         <w:t xml:space="preserve"> MEDIAプロジェクトについて</w:t>
       </w:r>
+      <w:bookmarkEnd w:id="27"/>
     </w:p>
     <w:p>
       <w:pPr>
@@ -38820,8 +38594,6 @@
         </w:rPr>
         <w:t>B</w:t>
       </w:r>
-      <w:bookmarkStart w:id="0" w:name="_GoBack"/>
-      <w:bookmarkEnd w:id="0"/>
       <w:r>
         <w:rPr>
           <w:rFonts w:hint="eastAsia" w:ascii="Yu Gothic" w:hAnsi="Yu Gothic" w:eastAsia="Yu Gothic"/>

--- a/All_Books/10_UNIVERSE_BEYOND_BIG_BANG/UNIVERSE_BEYOND_BIG_BANG_ja.docx
+++ b/All_Books/10_UNIVERSE_BEYOND_BIG_BANG/UNIVERSE_BEYOND_BIG_BANG_ja.docx
@@ -75,22 +75,25 @@
     </w:p>
     <w:p>
       <w:pPr>
+        <w:pStyle w:val="2"/>
+        <w:bidi w:val="0"/>
+        <w:spacing w:line="240" w:lineRule="auto"/>
         <w:jc w:val="center"/>
         <w:rPr>
-          <w:rFonts w:hint="default" w:ascii="Palatino Linotype" w:hAnsi="Palatino Linotype"/>
-          <w:i w:val="0"/>
-          <w:iCs w:val="0"/>
-          <w:sz w:val="28"/>
-          <w:szCs w:val="28"/>
-        </w:rPr>
-      </w:pPr>
-      <w:r>
-        <w:rPr>
-          <w:rFonts w:hint="default" w:ascii="Palatino Linotype" w:hAnsi="Palatino Linotype"/>
-          <w:i w:val="0"/>
-          <w:iCs w:val="0"/>
-          <w:sz w:val="28"/>
-          <w:szCs w:val="28"/>
+          <w:rFonts w:hint="default" w:ascii="SimSun" w:hAnsi="SimSun" w:eastAsia="SimSun" w:cs="SimSun"/>
+          <w:b w:val="0"/>
+          <w:bCs w:val="0"/>
+          <w:sz w:val="32"/>
+          <w:szCs w:val="32"/>
+        </w:rPr>
+      </w:pPr>
+      <w:r>
+        <w:rPr>
+          <w:rFonts w:hint="default" w:ascii="SimSun" w:hAnsi="SimSun" w:eastAsia="SimSun" w:cs="SimSun"/>
+          <w:b w:val="0"/>
+          <w:bCs w:val="0"/>
+          <w:sz w:val="32"/>
+          <w:szCs w:val="32"/>
         </w:rPr>
         <w:t>THE UNIVERSE BEYOND THE BIG BANG</w:t>
       </w:r>
@@ -3084,8 +3087,6 @@
         </w:rPr>
         <w:br w:type="page"/>
       </w:r>
-      <w:bookmarkStart w:id="28" w:name="_GoBack"/>
-      <w:bookmarkEnd w:id="28"/>
     </w:p>
     <w:p>
       <w:pPr>
@@ -35664,7 +35665,7 @@
     </w:p>
     <w:p>
       <w:pPr>
-        <w:pStyle w:val="3"/>
+        <w:pStyle w:val="2"/>
         <w:bidi w:val="0"/>
         <w:spacing w:line="240" w:lineRule="auto"/>
         <w:rPr>
@@ -35709,6 +35710,8 @@
           <w:shd w:val="clear" w:fill="FFFFFF"/>
         </w:rPr>
       </w:pPr>
+      <w:bookmarkStart w:id="28" w:name="_GoBack"/>
+      <w:bookmarkEnd w:id="28"/>
     </w:p>
     <w:p>
       <w:pPr>
@@ -36160,7 +36163,7 @@
     </w:p>
     <w:p>
       <w:pPr>
-        <w:pStyle w:val="3"/>
+        <w:pStyle w:val="2"/>
         <w:bidi w:val="0"/>
         <w:spacing w:line="240" w:lineRule="auto"/>
         <w:rPr>

--- a/All_Books/10_UNIVERSE_BEYOND_BIG_BANG/UNIVERSE_BEYOND_BIG_BANG_ja.docx
+++ b/All_Books/10_UNIVERSE_BEYOND_BIG_BANG/UNIVERSE_BEYOND_BIG_BANG_ja.docx
@@ -2,6 +2,86 @@
 <file path=word/document.xml><?xml version="1.0" encoding="utf-8"?>
 <w:document xmlns:wpc="http://schemas.microsoft.com/office/word/2010/wordprocessingCanvas" xmlns:mc="http://schemas.openxmlformats.org/markup-compatibility/2006" xmlns:o="urn:schemas-microsoft-com:office:office" xmlns:r="http://schemas.openxmlformats.org/officeDocument/2006/relationships" xmlns:m="http://schemas.openxmlformats.org/officeDocument/2006/math" xmlns:v="urn:schemas-microsoft-com:vml" xmlns:wp14="http://schemas.microsoft.com/office/word/2010/wordprocessingDrawing" xmlns:wp="http://schemas.openxmlformats.org/drawingml/2006/wordprocessingDrawing" xmlns:w="http://schemas.openxmlformats.org/wordprocessingml/2006/main" xmlns:w14="http://schemas.microsoft.com/office/word/2010/wordml" xmlns:w10="urn:schemas-microsoft-com:office:word" xmlns:w15="http://schemas.microsoft.com/office/word/2012/wordml" xmlns:wpg="http://schemas.microsoft.com/office/word/2010/wordprocessingGroup" xmlns:wpi="http://schemas.microsoft.com/office/word/2010/wordprocessingInk" xmlns:wne="http://schemas.microsoft.com/office/word/2006/wordml" xmlns:wps="http://schemas.microsoft.com/office/word/2010/wordprocessingShape" xmlns:wpsCustomData="http://www.wps.cn/officeDocument/2013/wpsCustomData" mc:Ignorable="w14 w15 wp14">
   <w:body>
+    <w:p>
+      <w:pPr>
+        <w:rPr>
+          <w:rFonts w:hint="default" w:ascii="Palatino Linotype" w:hAnsi="Palatino Linotype"/>
+          <w:sz w:val="28"/>
+          <w:szCs w:val="28"/>
+          <w:lang w:val="en-US"/>
+        </w:rPr>
+      </w:pPr>
+      <w:r>
+        <w:rPr>
+          <w:rFonts w:hint="default" w:ascii="Palatino Linotype" w:hAnsi="Palatino Linotype"/>
+          <w:sz w:val="28"/>
+          <w:szCs w:val="28"/>
+          <w:lang w:val="en-US"/>
+        </w:rPr>
+        <w:drawing>
+          <wp:anchor distT="0" distB="0" distL="114300" distR="114300" simplePos="0" relativeHeight="251659264" behindDoc="0" locked="0" layoutInCell="1" allowOverlap="1">
+            <wp:simplePos x="0" y="0"/>
+            <wp:positionH relativeFrom="column">
+              <wp:posOffset>-769620</wp:posOffset>
+            </wp:positionH>
+            <wp:positionV relativeFrom="paragraph">
+              <wp:posOffset>-914400</wp:posOffset>
+            </wp:positionV>
+            <wp:extent cx="5327650" cy="7992745"/>
+            <wp:effectExtent l="0" t="0" r="6350" b="8255"/>
+            <wp:wrapNone/>
+            <wp:docPr id="2" name="Picture 2" descr="10_UNIVERSE_BIG_BANG_ja"/>
+            <wp:cNvGraphicFramePr>
+              <a:graphicFrameLocks xmlns:a="http://schemas.openxmlformats.org/drawingml/2006/main" noChangeAspect="1"/>
+            </wp:cNvGraphicFramePr>
+            <a:graphic xmlns:a="http://schemas.openxmlformats.org/drawingml/2006/main">
+              <a:graphicData uri="http://schemas.openxmlformats.org/drawingml/2006/picture">
+                <pic:pic xmlns:pic="http://schemas.openxmlformats.org/drawingml/2006/picture">
+                  <pic:nvPicPr>
+                    <pic:cNvPr id="2" name="Picture 2" descr="10_UNIVERSE_BIG_BANG_ja"/>
+                    <pic:cNvPicPr>
+                      <a:picLocks noChangeAspect="1"/>
+                    </pic:cNvPicPr>
+                  </pic:nvPicPr>
+                  <pic:blipFill>
+                    <a:blip r:embed="rId5"/>
+                    <a:stretch>
+                      <a:fillRect/>
+                    </a:stretch>
+                  </pic:blipFill>
+                  <pic:spPr>
+                    <a:xfrm>
+                      <a:off x="0" y="0"/>
+                      <a:ext cx="5327650" cy="7992745"/>
+                    </a:xfrm>
+                    <a:prstGeom prst="rect">
+                      <a:avLst/>
+                    </a:prstGeom>
+                  </pic:spPr>
+                </pic:pic>
+              </a:graphicData>
+            </a:graphic>
+          </wp:anchor>
+        </w:drawing>
+      </w:r>
+    </w:p>
+    <w:p>
+      <w:pPr>
+        <w:rPr>
+          <w:rFonts w:hint="default" w:ascii="Palatino Linotype" w:hAnsi="Palatino Linotype"/>
+          <w:sz w:val="28"/>
+          <w:szCs w:val="28"/>
+        </w:rPr>
+      </w:pPr>
+      <w:r>
+        <w:rPr>
+          <w:rFonts w:hint="default" w:ascii="Palatino Linotype" w:hAnsi="Palatino Linotype"/>
+          <w:sz w:val="28"/>
+          <w:szCs w:val="28"/>
+        </w:rPr>
+        <w:br w:type="page"/>
+      </w:r>
+    </w:p>
     <w:p>
       <w:pPr>
         <w:rPr>
@@ -479,7 +559,7 @@
                     </pic:cNvPicPr>
                   </pic:nvPicPr>
                   <pic:blipFill>
-                    <a:blip r:embed="rId5"/>
+                    <a:blip r:embed="rId6"/>
                     <a:stretch>
                       <a:fillRect/>
                     </a:stretch>
@@ -812,7 +892,7 @@
             <w:fldChar w:fldCharType="separate"/>
           </w:r>
           <w:r>
-            <w:t>3</w:t>
+            <w:t>4</w:t>
           </w:r>
           <w:r>
             <w:fldChar w:fldCharType="end"/>
@@ -880,6 +960,8 @@
             </w:rPr>
             <w:t>第一部：忘れられた基盤</w:t>
           </w:r>
+          <w:bookmarkStart w:id="28" w:name="_GoBack"/>
+          <w:bookmarkEnd w:id="28"/>
           <w:r>
             <w:tab/>
           </w:r>
@@ -893,7 +975,7 @@
             <w:fldChar w:fldCharType="separate"/>
           </w:r>
           <w:r>
-            <w:t>8</w:t>
+            <w:t>9</w:t>
           </w:r>
           <w:r>
             <w:fldChar w:fldCharType="end"/>
@@ -973,7 +1055,7 @@
             <w:fldChar w:fldCharType="separate"/>
           </w:r>
           <w:r>
-            <w:t>9</w:t>
+            <w:t>10</w:t>
           </w:r>
           <w:r>
             <w:fldChar w:fldCharType="end"/>
@@ -1054,7 +1136,7 @@
             <w:fldChar w:fldCharType="separate"/>
           </w:r>
           <w:r>
-            <w:t>26</w:t>
+            <w:t>27</w:t>
           </w:r>
           <w:r>
             <w:fldChar w:fldCharType="end"/>
@@ -1135,7 +1217,7 @@
             <w:fldChar w:fldCharType="separate"/>
           </w:r>
           <w:r>
-            <w:t>41</w:t>
+            <w:t>42</w:t>
           </w:r>
           <w:r>
             <w:fldChar w:fldCharType="end"/>
@@ -1216,7 +1298,7 @@
             <w:fldChar w:fldCharType="separate"/>
           </w:r>
           <w:r>
-            <w:t>59</w:t>
+            <w:t>60</w:t>
           </w:r>
           <w:r>
             <w:fldChar w:fldCharType="end"/>
@@ -1297,7 +1379,7 @@
             <w:fldChar w:fldCharType="separate"/>
           </w:r>
           <w:r>
-            <w:t>60</w:t>
+            <w:t>61</w:t>
           </w:r>
           <w:r>
             <w:fldChar w:fldCharType="end"/>
@@ -1378,7 +1460,7 @@
             <w:fldChar w:fldCharType="separate"/>
           </w:r>
           <w:r>
-            <w:t>67</w:t>
+            <w:t>68</w:t>
           </w:r>
           <w:r>
             <w:fldChar w:fldCharType="end"/>
@@ -1459,7 +1541,7 @@
             <w:fldChar w:fldCharType="separate"/>
           </w:r>
           <w:r>
-            <w:t>76</w:t>
+            <w:t>77</w:t>
           </w:r>
           <w:r>
             <w:fldChar w:fldCharType="end"/>
@@ -1540,7 +1622,7 @@
             <w:fldChar w:fldCharType="separate"/>
           </w:r>
           <w:r>
-            <w:t>87</w:t>
+            <w:t>88</w:t>
           </w:r>
           <w:r>
             <w:fldChar w:fldCharType="end"/>
@@ -1621,7 +1703,7 @@
             <w:fldChar w:fldCharType="separate"/>
           </w:r>
           <w:r>
-            <w:t>96</w:t>
+            <w:t>97</w:t>
           </w:r>
           <w:r>
             <w:fldChar w:fldCharType="end"/>
@@ -1702,7 +1784,7 @@
             <w:fldChar w:fldCharType="separate"/>
           </w:r>
           <w:r>
-            <w:t>105</w:t>
+            <w:t>106</w:t>
           </w:r>
           <w:r>
             <w:fldChar w:fldCharType="end"/>
@@ -1783,7 +1865,7 @@
             <w:fldChar w:fldCharType="separate"/>
           </w:r>
           <w:r>
-            <w:t>107</w:t>
+            <w:t>108</w:t>
           </w:r>
           <w:r>
             <w:fldChar w:fldCharType="end"/>
@@ -1864,7 +1946,7 @@
             <w:fldChar w:fldCharType="separate"/>
           </w:r>
           <w:r>
-            <w:t>116</w:t>
+            <w:t>117</w:t>
           </w:r>
           <w:r>
             <w:fldChar w:fldCharType="end"/>
@@ -1945,7 +2027,7 @@
             <w:fldChar w:fldCharType="separate"/>
           </w:r>
           <w:r>
-            <w:t>127</w:t>
+            <w:t>128</w:t>
           </w:r>
           <w:r>
             <w:fldChar w:fldCharType="end"/>
@@ -2026,7 +2108,7 @@
             <w:fldChar w:fldCharType="separate"/>
           </w:r>
           <w:r>
-            <w:t>138</w:t>
+            <w:t>139</w:t>
           </w:r>
           <w:r>
             <w:fldChar w:fldCharType="end"/>
@@ -2107,7 +2189,7 @@
             <w:fldChar w:fldCharType="separate"/>
           </w:r>
           <w:r>
-            <w:t>148</w:t>
+            <w:t>149</w:t>
           </w:r>
           <w:r>
             <w:fldChar w:fldCharType="end"/>
@@ -2188,7 +2270,7 @@
             <w:fldChar w:fldCharType="separate"/>
           </w:r>
           <w:r>
-            <w:t>149</w:t>
+            <w:t>150</w:t>
           </w:r>
           <w:r>
             <w:fldChar w:fldCharType="end"/>
@@ -2269,7 +2351,7 @@
             <w:fldChar w:fldCharType="separate"/>
           </w:r>
           <w:r>
-            <w:t>159</w:t>
+            <w:t>160</w:t>
           </w:r>
           <w:r>
             <w:fldChar w:fldCharType="end"/>
@@ -2350,7 +2432,7 @@
             <w:fldChar w:fldCharType="separate"/>
           </w:r>
           <w:r>
-            <w:t>171</w:t>
+            <w:t>172</w:t>
           </w:r>
           <w:r>
             <w:fldChar w:fldCharType="end"/>
@@ -2431,7 +2513,7 @@
             <w:fldChar w:fldCharType="separate"/>
           </w:r>
           <w:r>
-            <w:t>180</w:t>
+            <w:t>181</w:t>
           </w:r>
           <w:r>
             <w:fldChar w:fldCharType="end"/>
@@ -2512,7 +2594,7 @@
             <w:fldChar w:fldCharType="separate"/>
           </w:r>
           <w:r>
-            <w:t>189</w:t>
+            <w:t>190</w:t>
           </w:r>
           <w:r>
             <w:fldChar w:fldCharType="end"/>
@@ -2593,7 +2675,7 @@
             <w:fldChar w:fldCharType="separate"/>
           </w:r>
           <w:r>
-            <w:t>190</w:t>
+            <w:t>191</w:t>
           </w:r>
           <w:r>
             <w:fldChar w:fldCharType="end"/>
@@ -2674,7 +2756,7 @@
             <w:fldChar w:fldCharType="separate"/>
           </w:r>
           <w:r>
-            <w:t>200</w:t>
+            <w:t>201</w:t>
           </w:r>
           <w:r>
             <w:fldChar w:fldCharType="end"/>
@@ -2755,7 +2837,7 @@
             <w:fldChar w:fldCharType="separate"/>
           </w:r>
           <w:r>
-            <w:t>209</w:t>
+            <w:t>210</w:t>
           </w:r>
           <w:r>
             <w:fldChar w:fldCharType="end"/>
@@ -2836,7 +2918,7 @@
             <w:fldChar w:fldCharType="separate"/>
           </w:r>
           <w:r>
-            <w:t>217</w:t>
+            <w:t>218</w:t>
           </w:r>
           <w:r>
             <w:fldChar w:fldCharType="end"/>
@@ -2917,7 +2999,7 @@
             <w:fldChar w:fldCharType="separate"/>
           </w:r>
           <w:r>
-            <w:t>220</w:t>
+            <w:t>221</w:t>
           </w:r>
           <w:r>
             <w:fldChar w:fldCharType="end"/>
@@ -3012,7 +3094,7 @@
             <w:fldChar w:fldCharType="separate"/>
           </w:r>
           <w:r>
-            <w:t>224</w:t>
+            <w:t>225</w:t>
           </w:r>
           <w:r>
             <w:fldChar w:fldCharType="end"/>
@@ -3589,20 +3671,30 @@
           <w:rFonts w:hint="eastAsia" w:ascii="SimSun" w:hAnsi="SimSun" w:eastAsia="SimSun" w:cs="SimSun"/>
           <w:b/>
           <w:bCs/>
-          <w:sz w:val="52"/>
-          <w:szCs w:val="52"/>
+          <w:sz w:val="96"/>
+          <w:szCs w:val="96"/>
         </w:rPr>
       </w:pPr>
       <w:bookmarkStart w:id="1" w:name="_Toc26138"/>
+      <w:r>
+        <w:rPr>
+          <w:rFonts w:hint="eastAsia" w:ascii="SimSun" w:hAnsi="SimSun" w:eastAsia="SimSun" w:cs="SimSun"/>
+          <w:b w:val="0"/>
+          <w:bCs w:val="0"/>
+          <w:sz w:val="96"/>
+          <w:szCs w:val="96"/>
+        </w:rPr>
+        <w:t>第一部：</w:t>
+      </w:r>
       <w:r>
         <w:rPr>
           <w:rFonts w:hint="eastAsia" w:ascii="SimSun" w:hAnsi="SimSun" w:eastAsia="SimSun" w:cs="SimSun"/>
           <w:b/>
           <w:bCs/>
-          <w:sz w:val="52"/>
-          <w:szCs w:val="52"/>
-        </w:rPr>
-        <w:t>第一部：忘れられた基盤</w:t>
+          <w:sz w:val="96"/>
+          <w:szCs w:val="96"/>
+        </w:rPr>
+        <w:t>忘れられた基盤</w:t>
       </w:r>
       <w:bookmarkEnd w:id="1"/>
     </w:p>
@@ -10076,20 +10168,30 @@
           <w:rFonts w:hint="eastAsia" w:ascii="SimSun" w:hAnsi="SimSun" w:eastAsia="SimSun" w:cs="SimSun"/>
           <w:b/>
           <w:bCs/>
-          <w:sz w:val="52"/>
-          <w:szCs w:val="52"/>
+          <w:sz w:val="96"/>
+          <w:szCs w:val="96"/>
         </w:rPr>
       </w:pPr>
       <w:bookmarkStart w:id="5" w:name="_Toc26921"/>
+      <w:r>
+        <w:rPr>
+          <w:rFonts w:hint="eastAsia" w:ascii="SimSun" w:hAnsi="SimSun" w:eastAsia="SimSun" w:cs="SimSun"/>
+          <w:b w:val="0"/>
+          <w:bCs w:val="0"/>
+          <w:sz w:val="96"/>
+          <w:szCs w:val="96"/>
+        </w:rPr>
+        <w:t>第二部：</w:t>
+      </w:r>
       <w:r>
         <w:rPr>
           <w:rFonts w:hint="eastAsia" w:ascii="SimSun" w:hAnsi="SimSun" w:eastAsia="SimSun" w:cs="SimSun"/>
           <w:b/>
           <w:bCs/>
-          <w:sz w:val="52"/>
-          <w:szCs w:val="52"/>
-        </w:rPr>
-        <w:t>第二部：実在の地図</w:t>
+          <w:sz w:val="96"/>
+          <w:szCs w:val="96"/>
+        </w:rPr>
+        <w:t>実在の地図</w:t>
       </w:r>
       <w:bookmarkEnd w:id="5"/>
     </w:p>
@@ -17621,20 +17723,30 @@
           <w:rFonts w:hint="eastAsia" w:ascii="SimSun" w:hAnsi="SimSun" w:eastAsia="SimSun" w:cs="SimSun"/>
           <w:b/>
           <w:bCs/>
-          <w:sz w:val="52"/>
-          <w:szCs w:val="52"/>
+          <w:sz w:val="96"/>
+          <w:szCs w:val="96"/>
         </w:rPr>
       </w:pPr>
       <w:bookmarkStart w:id="11" w:name="_Toc26528"/>
+      <w:r>
+        <w:rPr>
+          <w:rFonts w:hint="eastAsia" w:ascii="SimSun" w:hAnsi="SimSun" w:eastAsia="SimSun" w:cs="SimSun"/>
+          <w:b w:val="0"/>
+          <w:bCs w:val="0"/>
+          <w:sz w:val="96"/>
+          <w:szCs w:val="96"/>
+        </w:rPr>
+        <w:t>第三部：</w:t>
+      </w:r>
       <w:r>
         <w:rPr>
           <w:rFonts w:hint="eastAsia" w:ascii="SimSun" w:hAnsi="SimSun" w:eastAsia="SimSun" w:cs="SimSun"/>
           <w:b/>
           <w:bCs/>
-          <w:sz w:val="52"/>
-          <w:szCs w:val="52"/>
-        </w:rPr>
-        <w:t>第三部：人間の経験からの証拠</w:t>
+          <w:sz w:val="96"/>
+          <w:szCs w:val="96"/>
+        </w:rPr>
+        <w:t>人間の経験からの証拠</w:t>
       </w:r>
       <w:bookmarkEnd w:id="11"/>
     </w:p>
@@ -24088,20 +24200,30 @@
           <w:rFonts w:hint="eastAsia" w:ascii="SimSun" w:hAnsi="SimSun" w:eastAsia="SimSun" w:cs="SimSun"/>
           <w:b/>
           <w:bCs/>
-          <w:sz w:val="52"/>
-          <w:szCs w:val="52"/>
+          <w:sz w:val="96"/>
+          <w:szCs w:val="96"/>
         </w:rPr>
       </w:pPr>
       <w:bookmarkStart w:id="16" w:name="_Toc27"/>
+      <w:r>
+        <w:rPr>
+          <w:rFonts w:hint="eastAsia" w:ascii="SimSun" w:hAnsi="SimSun" w:eastAsia="SimSun" w:cs="SimSun"/>
+          <w:b w:val="0"/>
+          <w:bCs w:val="0"/>
+          <w:sz w:val="96"/>
+          <w:szCs w:val="96"/>
+        </w:rPr>
+        <w:t>第四部：</w:t>
+      </w:r>
       <w:r>
         <w:rPr>
           <w:rFonts w:hint="eastAsia" w:ascii="SimSun" w:hAnsi="SimSun" w:eastAsia="SimSun" w:cs="SimSun"/>
           <w:b/>
           <w:bCs/>
-          <w:sz w:val="52"/>
-          <w:szCs w:val="52"/>
-        </w:rPr>
-        <w:t>第四部：最大の謎を解読する</w:t>
+          <w:sz w:val="96"/>
+          <w:szCs w:val="96"/>
+        </w:rPr>
+        <w:t>最大の謎を解読する</w:t>
       </w:r>
       <w:bookmarkEnd w:id="16"/>
     </w:p>
@@ -30957,20 +31079,30 @@
           <w:rFonts w:hint="eastAsia" w:ascii="SimSun" w:hAnsi="SimSun" w:eastAsia="SimSun" w:cs="SimSun"/>
           <w:b/>
           <w:bCs/>
-          <w:sz w:val="52"/>
-          <w:szCs w:val="52"/>
+          <w:sz w:val="96"/>
+          <w:szCs w:val="96"/>
         </w:rPr>
       </w:pPr>
       <w:bookmarkStart w:id="21" w:name="_Toc23216"/>
+      <w:r>
+        <w:rPr>
+          <w:rFonts w:hint="eastAsia" w:ascii="SimSun" w:hAnsi="SimSun" w:eastAsia="SimSun" w:cs="SimSun"/>
+          <w:b w:val="0"/>
+          <w:bCs w:val="0"/>
+          <w:sz w:val="96"/>
+          <w:szCs w:val="96"/>
+        </w:rPr>
+        <w:t>第五部：</w:t>
+      </w:r>
       <w:r>
         <w:rPr>
           <w:rFonts w:hint="eastAsia" w:ascii="SimSun" w:hAnsi="SimSun" w:eastAsia="SimSun" w:cs="SimSun"/>
           <w:b/>
           <w:bCs/>
-          <w:sz w:val="52"/>
-          <w:szCs w:val="52"/>
-        </w:rPr>
-        <w:t>第五部：全体像とその中の人間</w:t>
+          <w:sz w:val="96"/>
+          <w:szCs w:val="96"/>
+        </w:rPr>
+        <w:t>全体像とその中の人間</w:t>
       </w:r>
       <w:bookmarkEnd w:id="21"/>
     </w:p>
@@ -35710,8 +35842,6 @@
           <w:shd w:val="clear" w:fill="FFFFFF"/>
         </w:rPr>
       </w:pPr>
-      <w:bookmarkStart w:id="28" w:name="_GoBack"/>
-      <w:bookmarkEnd w:id="28"/>
     </w:p>
     <w:p>
       <w:pPr>
@@ -38015,7 +38145,7 @@
                     </pic:cNvPicPr>
                   </pic:nvPicPr>
                   <pic:blipFill>
-                    <a:blip r:embed="rId6"/>
+                    <a:blip r:embed="rId7"/>
                     <a:stretch>
                       <a:fillRect/>
                     </a:stretch>
@@ -38946,7 +39076,7 @@
       <mc:AlternateContent>
         <mc:Choice Requires="wps">
           <w:drawing>
-            <wp:anchor distT="0" distB="0" distL="114300" distR="114300" simplePos="0" relativeHeight="251659264" behindDoc="0" locked="0" layoutInCell="1" allowOverlap="1">
+            <wp:anchor distT="0" distB="0" distL="114300" distR="114300" simplePos="0" relativeHeight="251660288" behindDoc="0" locked="0" layoutInCell="1" allowOverlap="1">
               <wp:simplePos x="0" y="0"/>
               <wp:positionH relativeFrom="margin">
                 <wp:align>center</wp:align>
@@ -39025,7 +39155,7 @@
         </mc:Choice>
         <mc:Fallback>
           <w:pict>
-            <v:shape id="_x0000_s1026" o:spid="_x0000_s1026" o:spt="202" type="#_x0000_t202" style="position:absolute;left:0pt;margin-top:0pt;height:144pt;width:144pt;mso-position-horizontal:center;mso-position-horizontal-relative:margin;mso-wrap-style:none;z-index:251659264;mso-width-relative:page;mso-height-relative:page;" filled="f" stroked="f" coordsize="21600,21600" o:gfxdata="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">
+            <v:shape id="_x0000_s1026" o:spid="_x0000_s1026" o:spt="202" type="#_x0000_t202" style="position:absolute;left:0pt;margin-top:0pt;height:144pt;width:144pt;mso-position-horizontal:center;mso-position-horizontal-relative:margin;mso-wrap-style:none;z-index:251660288;mso-width-relative:page;mso-height-relative:page;" filled="f" stroked="f" coordsize="21600,21600" o:gfxdata="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">
               <v:fill on="f" focussize="0,0"/>
               <v:stroke on="f" weight="0.5pt"/>
               <v:imagedata o:title=""/>

--- a/All_Books/10_UNIVERSE_BEYOND_BIG_BANG/UNIVERSE_BEYOND_BIG_BANG_ja.docx
+++ b/All_Books/10_UNIVERSE_BEYOND_BIG_BANG/UNIVERSE_BEYOND_BIG_BANG_ja.docx
@@ -960,8 +960,6 @@
             </w:rPr>
             <w:t>第一部：忘れられた基盤</w:t>
           </w:r>
-          <w:bookmarkStart w:id="28" w:name="_GoBack"/>
-          <w:bookmarkEnd w:id="28"/>
           <w:r>
             <w:tab/>
           </w:r>
@@ -4176,20 +4174,30 @@
         </w:rPr>
         <w:t>物理法則が沈黙する場所は、壁ではなく、一つの入口である。それは、私たちの時空に基づいた理論では到達できない、根源的な実在があることを示唆している。それは始原的な原因の存在を否定するのではなく、ただその原因が現在の道具の及ぶ範囲の外にあることを認めているに過ぎない。</w:t>
       </w:r>
-      <w:r>
-        <w:rPr>
-          <w:rFonts w:hint="eastAsia" w:ascii="SimSun" w:hAnsi="SimSun" w:eastAsia="SimSun" w:cs="SimSun"/>
-          <w:i w:val="0"/>
-          <w:iCs w:val="0"/>
-          <w:caps w:val="0"/>
-          <w:color w:val="1A1C1E"/>
-          <w:spacing w:val="0"/>
-          <w:sz w:val="28"/>
-          <w:szCs w:val="28"/>
-          <w:shd w:val="clear" w:fill="FFFFFF"/>
-        </w:rPr>
-        <w:br w:type="textWrapping"/>
-      </w:r>
+    </w:p>
+    <w:p>
+      <w:pPr>
+        <w:pStyle w:val="10"/>
+        <w:keepNext w:val="0"/>
+        <w:keepLines w:val="0"/>
+        <w:widowControl/>
+        <w:suppressLineNumbers w:val="0"/>
+        <w:shd w:val="clear" w:fill="FFFFFF"/>
+        <w:spacing w:before="0" w:beforeAutospacing="1" w:after="216" w:afterAutospacing="0" w:line="240" w:lineRule="atLeast"/>
+        <w:ind w:left="0" w:right="0" w:firstLine="0"/>
+        <w:jc w:val="both"/>
+        <w:rPr>
+          <w:rFonts w:hint="eastAsia" w:ascii="SimSun" w:hAnsi="SimSun" w:eastAsia="SimSun" w:cs="SimSun"/>
+          <w:i w:val="0"/>
+          <w:iCs w:val="0"/>
+          <w:caps w:val="0"/>
+          <w:color w:val="1A1C1E"/>
+          <w:spacing w:val="0"/>
+          <w:sz w:val="28"/>
+          <w:szCs w:val="28"/>
+          <w:shd w:val="clear" w:fill="FFFFFF"/>
+        </w:rPr>
+      </w:pPr>
       <w:r>
         <w:rPr>
           <w:rFonts w:hint="eastAsia" w:ascii="SimSun" w:hAnsi="SimSun" w:eastAsia="SimSun" w:cs="SimSun"/>
@@ -4347,6 +4355,7 @@
           <w:spacing w:val="0"/>
           <w:sz w:val="28"/>
           <w:szCs w:val="28"/>
+          <w:shd w:val="clear" w:fill="FFFFFF"/>
         </w:rPr>
       </w:pPr>
       <w:r>
@@ -4363,20 +4372,29 @@
         </w:rPr>
         <w:t>アレシボの巨大な電波望遠鏡は眼ではない。それは、初期宇宙が発する電波の囁きに耳を傾ける巨大な耳である。重力波検出器LIGOは、見ることも聞くこともしない。それは、時空そのものの微細な振動を「感知」する。まるで、波紋の立つ水面に触れる超高感度の指先のように。</w:t>
       </w:r>
-      <w:r>
-        <w:rPr>
-          <w:rFonts w:hint="eastAsia" w:ascii="SimSun" w:hAnsi="SimSun" w:eastAsia="SimSun" w:cs="SimSun"/>
-          <w:i w:val="0"/>
-          <w:iCs w:val="0"/>
-          <w:caps w:val="0"/>
-          <w:color w:val="1A1C1E"/>
-          <w:spacing w:val="0"/>
-          <w:sz w:val="28"/>
-          <w:szCs w:val="28"/>
-          <w:shd w:val="clear" w:fill="FFFFFF"/>
-        </w:rPr>
-        <w:br w:type="textWrapping"/>
-      </w:r>
+    </w:p>
+    <w:p>
+      <w:pPr>
+        <w:pStyle w:val="10"/>
+        <w:keepNext w:val="0"/>
+        <w:keepLines w:val="0"/>
+        <w:widowControl/>
+        <w:suppressLineNumbers w:val="0"/>
+        <w:shd w:val="clear" w:fill="FFFFFF"/>
+        <w:spacing w:before="0" w:beforeAutospacing="1" w:after="216" w:afterAutospacing="0" w:line="240" w:lineRule="atLeast"/>
+        <w:ind w:left="0" w:right="0" w:firstLine="0"/>
+        <w:jc w:val="both"/>
+        <w:rPr>
+          <w:rFonts w:hint="eastAsia" w:ascii="SimSun" w:hAnsi="SimSun" w:eastAsia="SimSun" w:cs="SimSun"/>
+          <w:i w:val="0"/>
+          <w:iCs w:val="0"/>
+          <w:caps w:val="0"/>
+          <w:color w:val="1A1C1E"/>
+          <w:spacing w:val="0"/>
+          <w:sz w:val="28"/>
+          <w:szCs w:val="28"/>
+        </w:rPr>
+      </w:pPr>
       <w:r>
         <w:rPr>
           <w:rFonts w:hint="eastAsia" w:ascii="SimSun" w:hAnsi="SimSun" w:eastAsia="SimSun" w:cs="SimSun"/>
@@ -5521,8 +5539,10 @@
           <w:spacing w:val="0"/>
           <w:sz w:val="28"/>
           <w:szCs w:val="28"/>
-        </w:rPr>
-      </w:pPr>
+          <w:shd w:val="clear" w:fill="FFFFFF"/>
+        </w:rPr>
+      </w:pPr>
+      <w:bookmarkStart w:id="28" w:name="_GoBack"/>
       <w:r>
         <w:rPr>
           <w:rFonts w:hint="eastAsia" w:ascii="SimSun" w:hAnsi="SimSun" w:eastAsia="SimSun" w:cs="SimSun"/>
@@ -5537,20 +5557,30 @@
         </w:rPr>
         <w:t>しかしある日、彼が高い山の頂で滑空しているとき、紺碧の空を見上げ、真昼でもぼんやりと現れる月を見て、それに触れたいと渇望した。</w:t>
       </w:r>
-      <w:r>
-        <w:rPr>
-          <w:rFonts w:hint="eastAsia" w:ascii="SimSun" w:hAnsi="SimSun" w:eastAsia="SimSun" w:cs="SimSun"/>
-          <w:i w:val="0"/>
-          <w:iCs w:val="0"/>
-          <w:caps w:val="0"/>
-          <w:color w:val="1A1C1E"/>
-          <w:spacing w:val="0"/>
-          <w:sz w:val="28"/>
-          <w:szCs w:val="28"/>
-          <w:shd w:val="clear" w:fill="FFFFFF"/>
-        </w:rPr>
-        <w:br w:type="textWrapping"/>
-      </w:r>
+    </w:p>
+    <w:bookmarkEnd w:id="28"/>
+    <w:p>
+      <w:pPr>
+        <w:pStyle w:val="10"/>
+        <w:keepNext w:val="0"/>
+        <w:keepLines w:val="0"/>
+        <w:widowControl/>
+        <w:suppressLineNumbers w:val="0"/>
+        <w:shd w:val="clear" w:fill="FFFFFF"/>
+        <w:spacing w:before="0" w:beforeAutospacing="1" w:after="216" w:afterAutospacing="0" w:line="240" w:lineRule="atLeast"/>
+        <w:ind w:left="0" w:right="0" w:firstLine="0"/>
+        <w:jc w:val="both"/>
+        <w:rPr>
+          <w:rFonts w:hint="eastAsia" w:ascii="SimSun" w:hAnsi="SimSun" w:eastAsia="SimSun" w:cs="SimSun"/>
+          <w:i w:val="0"/>
+          <w:iCs w:val="0"/>
+          <w:caps w:val="0"/>
+          <w:color w:val="1A1C1E"/>
+          <w:spacing w:val="0"/>
+          <w:sz w:val="28"/>
+          <w:szCs w:val="28"/>
+        </w:rPr>
+      </w:pPr>
       <w:r>
         <w:rPr>
           <w:rFonts w:hint="eastAsia" w:ascii="SimSun" w:hAnsi="SimSun" w:eastAsia="SimSun" w:cs="SimSun"/>
